--- a/storage/app/templates/notulen_capkin.docx
+++ b/storage/app/templates/notulen_capkin.docx
@@ -1736,7 +1736,25 @@
                 <w:bCs/>
               </w:rPr>
               <w:lastRenderedPageBreak/>
-              <w:t xml:space="preserve">Realisasi Volume RO dan Progress Pelaksanaan Kegiatan sampai dengan Triwulan Berjalan : </w:t>
+              <w:t xml:space="preserve">Realisasi Volume RO dan Progress Pelaksanaan Kegiatan sampai dengan Triwulan </w:t>
+            </w:r>
+            <w:proofErr w:type="gramStart"/>
+            <w:r>
+              <w:rPr>
+                <w:rFonts w:asciiTheme="majorBidi" w:hAnsiTheme="majorBidi" w:cstheme="majorBidi"/>
+                <w:b/>
+                <w:bCs/>
+              </w:rPr>
+              <w:t>Berjalan :</w:t>
+            </w:r>
+            <w:proofErr w:type="gramEnd"/>
+            <w:r>
+              <w:rPr>
+                <w:rFonts w:asciiTheme="majorBidi" w:hAnsiTheme="majorBidi" w:cstheme="majorBidi"/>
+                <w:b/>
+                <w:bCs/>
+              </w:rPr>
+              <w:t xml:space="preserve"> </w:t>
             </w:r>
             <w:r>
               <w:rPr>
@@ -3000,26 +3018,6 @@
               </w:rPr>
             </w:pPr>
           </w:p>
-          <w:p>
-            <w:pPr>
-              <w:spacing w:line="276" w:lineRule="auto"/>
-              <w:jc w:val="both"/>
-              <w:rPr>
-                <w:rFonts w:asciiTheme="majorBidi" w:hAnsiTheme="majorBidi" w:cstheme="majorBidi"/>
-                <w:lang w:val="en-ID"/>
-              </w:rPr>
-            </w:pPr>
-          </w:p>
-          <w:p>
-            <w:pPr>
-              <w:spacing w:line="276" w:lineRule="auto"/>
-              <w:jc w:val="both"/>
-              <w:rPr>
-                <w:rFonts w:asciiTheme="majorBidi" w:hAnsiTheme="majorBidi" w:cstheme="majorBidi"/>
-                <w:lang w:val="en-ID"/>
-              </w:rPr>
-            </w:pPr>
-          </w:p>
         </w:tc>
       </w:tr>
       <w:tr>
@@ -3115,7 +3113,6 @@
                 <w:rFonts w:asciiTheme="majorBidi" w:hAnsiTheme="majorBidi" w:cstheme="majorBidi"/>
                 <w:lang w:val="fi-FI"/>
               </w:rPr>
-              <w:lastRenderedPageBreak/>
               <w:t>${link_bukti_tindak_lanjut}</w:t>
             </w:r>
           </w:p>
@@ -3148,7 +3145,6 @@
                 <w:bCs/>
                 <w:lang w:val="fi-FI"/>
               </w:rPr>
-              <w:lastRenderedPageBreak/>
               <w:t>Penjelasan/pembahasan lainnya</w:t>
             </w:r>
             <w:r>
@@ -3175,6 +3171,7 @@
                 <w:rFonts w:asciiTheme="majorBidi" w:hAnsiTheme="majorBidi" w:cstheme="majorBidi"/>
                 <w:lang w:val="fi-FI"/>
               </w:rPr>
+              <w:lastRenderedPageBreak/>
               <w:t>${penjelasan_lainnya}</w:t>
             </w:r>
           </w:p>

--- a/storage/app/templates/notulen_capkin.docx
+++ b/storage/app/templates/notulen_capkin.docx
@@ -1,13 +1,13 @@
 
 <file path=word/document.xml><?xml version="1.0" encoding="utf-8"?>
-<w:document xmlns:wpc="http://schemas.microsoft.com/office/word/2010/wordprocessingCanvas" xmlns:cx="http://schemas.microsoft.com/office/drawing/2014/chartex" xmlns:cx1="http://schemas.microsoft.com/office/drawing/2015/9/8/chartex" xmlns:cx2="http://schemas.microsoft.com/office/drawing/2015/10/21/chartex" xmlns:cx3="http://schemas.microsoft.com/office/drawing/2016/5/9/chartex" xmlns:cx4="http://schemas.microsoft.com/office/drawing/2016/5/10/chartex" xmlns:cx5="http://schemas.microsoft.com/office/drawing/2016/5/11/chartex" xmlns:cx6="http://schemas.microsoft.com/office/drawing/2016/5/12/chartex" xmlns:cx7="http://schemas.microsoft.com/office/drawing/2016/5/13/chartex" xmlns:cx8="http://schemas.microsoft.com/office/drawing/2016/5/14/chartex" xmlns:mc="http://schemas.openxmlformats.org/markup-compatibility/2006" xmlns:aink="http://schemas.microsoft.com/office/drawing/2016/ink" xmlns:am3d="http://schemas.microsoft.com/office/drawing/2017/model3d" xmlns:o="urn:schemas-microsoft-com:office:office" xmlns:oel="http://schemas.microsoft.com/office/2019/extlst" xmlns:r="http://schemas.openxmlformats.org/officeDocument/2006/relationships" xmlns:m="http://schemas.openxmlformats.org/officeDocument/2006/math" xmlns:v="urn:schemas-microsoft-com:vml" xmlns:wp14="http://schemas.microsoft.com/office/word/2010/wordprocessingDrawing" xmlns:wp="http://schemas.openxmlformats.org/drawingml/2006/wordprocessingDrawing" xmlns:w10="urn:schemas-microsoft-com:office:word" xmlns:w="http://schemas.openxmlformats.org/wordprocessingml/2006/main" xmlns:w14="http://schemas.microsoft.com/office/word/2010/wordml" xmlns:w15="http://schemas.microsoft.com/office/word/2012/wordml" xmlns:w16cex="http://schemas.microsoft.com/office/word/2018/wordml/cex" xmlns:w16cid="http://schemas.microsoft.com/office/word/2016/wordml/cid" xmlns:w16="http://schemas.microsoft.com/office/word/2018/wordml" xmlns:w16du="http://schemas.microsoft.com/office/word/2023/wordml/word16du" xmlns:w16sdtdh="http://schemas.microsoft.com/office/word/2020/wordml/sdtdatahash" xmlns:w16se="http://schemas.microsoft.com/office/word/2015/wordml/symex" xmlns:wpg="http://schemas.microsoft.com/office/word/2010/wordprocessingGroup" xmlns:wpi="http://schemas.microsoft.com/office/word/2010/wordprocessingInk" xmlns:wne="http://schemas.microsoft.com/office/word/2006/wordml" xmlns:wps="http://schemas.microsoft.com/office/word/2010/wordprocessingShape" mc:Ignorable="w14 w15 w16se w16cid w16 w16cex w16sdtdh w16du wp14">
+<w:document xmlns:wpc="http://schemas.microsoft.com/office/word/2010/wordprocessingCanvas" xmlns:cx="http://schemas.microsoft.com/office/drawing/2014/chartex" xmlns:cx1="http://schemas.microsoft.com/office/drawing/2015/9/8/chartex" xmlns:cx2="http://schemas.microsoft.com/office/drawing/2015/10/21/chartex" xmlns:cx3="http://schemas.microsoft.com/office/drawing/2016/5/9/chartex" xmlns:cx4="http://schemas.microsoft.com/office/drawing/2016/5/10/chartex" xmlns:cx5="http://schemas.microsoft.com/office/drawing/2016/5/11/chartex" xmlns:cx6="http://schemas.microsoft.com/office/drawing/2016/5/12/chartex" xmlns:cx7="http://schemas.microsoft.com/office/drawing/2016/5/13/chartex" xmlns:cx8="http://schemas.microsoft.com/office/drawing/2016/5/14/chartex" xmlns:mc="http://schemas.openxmlformats.org/markup-compatibility/2006" xmlns:aink="http://schemas.microsoft.com/office/drawing/2016/ink" xmlns:am3d="http://schemas.microsoft.com/office/drawing/2017/model3d" xmlns:o="urn:schemas-microsoft-com:office:office" xmlns:oel="http://schemas.microsoft.com/office/2019/extlst" xmlns:r="http://schemas.openxmlformats.org/officeDocument/2006/relationships" xmlns:m="http://schemas.openxmlformats.org/officeDocument/2006/math" xmlns:v="urn:schemas-microsoft-com:vml" xmlns:wp14="http://schemas.microsoft.com/office/word/2010/wordprocessingDrawing" xmlns:wp="http://schemas.openxmlformats.org/drawingml/2006/wordprocessingDrawing" xmlns:w10="urn:schemas-microsoft-com:office:word" xmlns:w="http://schemas.openxmlformats.org/wordprocessingml/2006/main" xmlns:w14="http://schemas.microsoft.com/office/word/2010/wordml" xmlns:w15="http://schemas.microsoft.com/office/word/2012/wordml" xmlns:w16cex="http://schemas.microsoft.com/office/word/2018/wordml/cex" xmlns:w16cid="http://schemas.microsoft.com/office/word/2016/wordml/cid" xmlns:w16="http://schemas.microsoft.com/office/word/2018/wordml" xmlns:w16du="http://schemas.microsoft.com/office/word/2023/wordml/word16du" xmlns:w16sdtdh="http://schemas.microsoft.com/office/word/2020/wordml/sdtdatahash" xmlns:w16sdtfl="http://schemas.microsoft.com/office/word/2024/wordml/sdtformatlock" xmlns:w16se="http://schemas.microsoft.com/office/word/2015/wordml/symex" xmlns:wpg="http://schemas.microsoft.com/office/word/2010/wordprocessingGroup" xmlns:wpi="http://schemas.microsoft.com/office/word/2010/wordprocessingInk" xmlns:wne="http://schemas.microsoft.com/office/word/2006/wordml" xmlns:wps="http://schemas.microsoft.com/office/word/2010/wordprocessingShape" mc:Ignorable="w14 w15 w16se w16cid w16 w16cex w16sdtdh w16sdtfl w16du wp14">
   <w:body>
     <w:p>
       <w:pPr>
         <w:spacing w:line="276" w:lineRule="auto"/>
         <w:jc w:val="center"/>
         <w:rPr>
-          <w:rFonts w:asciiTheme="majorBidi" w:hAnsiTheme="majorBidi" w:cstheme="majorBidi"/>
+          <w:rFonts w:cstheme="majorBidi"/>
           <w:b/>
           <w:bCs/>
           <w:sz w:val="24"/>
@@ -17,7 +17,7 @@
       </w:pPr>
       <w:r>
         <w:rPr>
-          <w:rFonts w:asciiTheme="majorBidi" w:hAnsiTheme="majorBidi" w:cstheme="majorBidi"/>
+          <w:rFonts w:cstheme="majorBidi"/>
           <w:b/>
           <w:bCs/>
           <w:sz w:val="24"/>
@@ -32,7 +32,7 @@
         <w:spacing w:line="276" w:lineRule="auto"/>
         <w:jc w:val="center"/>
         <w:rPr>
-          <w:rFonts w:asciiTheme="majorBidi" w:hAnsiTheme="majorBidi" w:cstheme="majorBidi"/>
+          <w:rFonts w:cstheme="majorBidi"/>
           <w:b/>
           <w:bCs/>
           <w:sz w:val="24"/>
@@ -42,7 +42,7 @@
       </w:pPr>
       <w:r>
         <w:rPr>
-          <w:rFonts w:asciiTheme="majorBidi" w:hAnsiTheme="majorBidi" w:cstheme="majorBidi"/>
+          <w:rFonts w:cstheme="majorBidi"/>
           <w:b/>
           <w:bCs/>
           <w:sz w:val="24"/>
@@ -53,7 +53,7 @@
       </w:r>
       <w:r>
         <w:rPr>
-          <w:rFonts w:asciiTheme="majorBidi" w:hAnsiTheme="majorBidi" w:cstheme="majorBidi"/>
+          <w:rFonts w:cstheme="majorBidi"/>
           <w:b/>
           <w:bCs/>
           <w:sz w:val="24"/>
@@ -64,7 +64,7 @@
       </w:r>
       <w:r>
         <w:rPr>
-          <w:rFonts w:asciiTheme="majorBidi" w:hAnsiTheme="majorBidi" w:cstheme="majorBidi"/>
+          <w:rFonts w:cstheme="majorBidi"/>
           <w:b/>
           <w:bCs/>
           <w:sz w:val="24"/>
@@ -75,7 +75,7 @@
       </w:r>
       <w:r>
         <w:rPr>
-          <w:rFonts w:asciiTheme="majorBidi" w:hAnsiTheme="majorBidi" w:cstheme="majorBidi"/>
+          <w:rFonts w:cstheme="majorBidi"/>
           <w:b/>
           <w:bCs/>
           <w:sz w:val="24"/>
@@ -90,7 +90,7 @@
         <w:spacing w:line="276" w:lineRule="auto"/>
         <w:jc w:val="center"/>
         <w:rPr>
-          <w:rFonts w:asciiTheme="majorBidi" w:hAnsiTheme="majorBidi" w:cstheme="majorBidi"/>
+          <w:rFonts w:cstheme="majorBidi"/>
           <w:b/>
           <w:bCs/>
           <w:sz w:val="24"/>
@@ -100,7 +100,7 @@
       </w:pPr>
       <w:r>
         <w:rPr>
-          <w:rFonts w:asciiTheme="majorBidi" w:hAnsiTheme="majorBidi" w:cstheme="majorBidi"/>
+          <w:rFonts w:cstheme="majorBidi"/>
           <w:b/>
           <w:bCs/>
           <w:sz w:val="24"/>
@@ -114,7 +114,7 @@
       <w:pPr>
         <w:spacing w:line="276" w:lineRule="auto"/>
         <w:rPr>
-          <w:rFonts w:asciiTheme="majorBidi" w:hAnsiTheme="majorBidi" w:cstheme="majorBidi"/>
+          <w:rFonts w:cstheme="majorBidi"/>
           <w:b/>
           <w:bCs/>
         </w:rPr>
@@ -143,14 +143,14 @@
             <w:pPr>
               <w:spacing w:line="276" w:lineRule="auto"/>
               <w:rPr>
-                <w:rFonts w:asciiTheme="majorBidi" w:hAnsiTheme="majorBidi" w:cstheme="majorBidi"/>
+                <w:rFonts w:cstheme="majorBidi"/>
                 <w:b/>
                 <w:bCs/>
               </w:rPr>
             </w:pPr>
             <w:r>
               <w:rPr>
-                <w:rFonts w:asciiTheme="majorBidi" w:hAnsiTheme="majorBidi" w:cstheme="majorBidi"/>
+                <w:rFonts w:cstheme="majorBidi"/>
                 <w:b/>
                 <w:bCs/>
               </w:rPr>
@@ -167,7 +167,7 @@
             <w:pPr>
               <w:spacing w:line="276" w:lineRule="auto"/>
               <w:rPr>
-                <w:rFonts w:asciiTheme="majorBidi" w:hAnsiTheme="majorBidi" w:cstheme="majorBidi"/>
+                <w:rFonts w:cstheme="majorBidi"/>
                 <w:b/>
                 <w:bCs/>
                 <w:lang w:val="fi-FI"/>
@@ -175,7 +175,7 @@
             </w:pPr>
             <w:r>
               <w:rPr>
-                <w:rFonts w:asciiTheme="majorBidi" w:hAnsiTheme="majorBidi" w:cstheme="majorBidi"/>
+                <w:rFonts w:cstheme="majorBidi"/>
                 <w:color w:val="000000"/>
                 <w:lang w:val="fi-FI"/>
               </w:rPr>
@@ -183,7 +183,7 @@
             </w:r>
             <w:r>
               <w:rPr>
-                <w:rFonts w:asciiTheme="majorBidi" w:hAnsiTheme="majorBidi" w:cstheme="majorBidi"/>
+                <w:rFonts w:cstheme="majorBidi"/>
                 <w:color w:val="000000"/>
                 <w:lang w:val="fi-FI"/>
               </w:rPr>
@@ -191,7 +191,7 @@
             </w:r>
             <w:r>
               <w:rPr>
-                <w:rFonts w:asciiTheme="majorBidi" w:hAnsiTheme="majorBidi" w:cstheme="majorBidi"/>
+                <w:rFonts w:cstheme="majorBidi"/>
                 <w:color w:val="000000"/>
                 <w:lang w:val="fi-FI"/>
               </w:rPr>
@@ -199,7 +199,7 @@
             </w:r>
             <w:r>
               <w:rPr>
-                <w:rFonts w:asciiTheme="majorBidi" w:hAnsiTheme="majorBidi" w:cstheme="majorBidi"/>
+                <w:rFonts w:cstheme="majorBidi"/>
                 <w:color w:val="000000"/>
                 <w:lang w:val="fi-FI"/>
               </w:rPr>
@@ -207,7 +207,7 @@
             </w:r>
             <w:r>
               <w:rPr>
-                <w:rFonts w:asciiTheme="majorBidi" w:hAnsiTheme="majorBidi" w:cstheme="majorBidi"/>
+                <w:rFonts w:cstheme="majorBidi"/>
                 <w:color w:val="000000"/>
                 <w:lang w:val="fi-FI"/>
               </w:rPr>
@@ -215,7 +215,7 @@
             </w:r>
             <w:r>
               <w:rPr>
-                <w:rFonts w:asciiTheme="majorBidi" w:hAnsiTheme="majorBidi" w:cstheme="majorBidi"/>
+                <w:rFonts w:cstheme="majorBidi"/>
                 <w:color w:val="000000"/>
                 <w:lang w:val="fi-FI"/>
               </w:rPr>
@@ -237,14 +237,14 @@
             <w:pPr>
               <w:spacing w:line="276" w:lineRule="auto"/>
               <w:rPr>
-                <w:rFonts w:asciiTheme="majorBidi" w:hAnsiTheme="majorBidi" w:cstheme="majorBidi"/>
+                <w:rFonts w:cstheme="majorBidi"/>
                 <w:b/>
                 <w:bCs/>
               </w:rPr>
             </w:pPr>
             <w:r>
               <w:rPr>
-                <w:rFonts w:asciiTheme="majorBidi" w:hAnsiTheme="majorBidi" w:cstheme="majorBidi"/>
+                <w:rFonts w:cstheme="majorBidi"/>
                 <w:b/>
                 <w:bCs/>
               </w:rPr>
@@ -261,28 +261,28 @@
             <w:pPr>
               <w:spacing w:line="276" w:lineRule="auto"/>
               <w:rPr>
-                <w:rFonts w:asciiTheme="majorBidi" w:hAnsiTheme="majorBidi" w:cstheme="majorBidi"/>
+                <w:rFonts w:cstheme="majorBidi"/>
                 <w:b/>
                 <w:bCs/>
               </w:rPr>
             </w:pPr>
             <w:r>
               <w:rPr>
-                <w:rFonts w:asciiTheme="majorBidi" w:hAnsiTheme="majorBidi" w:cstheme="majorBidi"/>
+                <w:rFonts w:cstheme="majorBidi"/>
                 <w:color w:val="000000"/>
               </w:rPr>
               <w:t>${</w:t>
             </w:r>
             <w:r>
               <w:rPr>
-                <w:rFonts w:asciiTheme="majorBidi" w:hAnsiTheme="majorBidi" w:cstheme="majorBidi"/>
+                <w:rFonts w:cstheme="majorBidi"/>
                 <w:color w:val="000000"/>
               </w:rPr>
               <w:t>hari_</w:t>
             </w:r>
             <w:r>
               <w:rPr>
-                <w:rFonts w:asciiTheme="majorBidi" w:hAnsiTheme="majorBidi" w:cstheme="majorBidi"/>
+                <w:rFonts w:cstheme="majorBidi"/>
                 <w:color w:val="000000"/>
               </w:rPr>
               <w:t>tanggal}</w:t>
@@ -303,14 +303,14 @@
             <w:pPr>
               <w:spacing w:line="276" w:lineRule="auto"/>
               <w:rPr>
-                <w:rFonts w:asciiTheme="majorBidi" w:hAnsiTheme="majorBidi" w:cstheme="majorBidi"/>
+                <w:rFonts w:cstheme="majorBidi"/>
                 <w:b/>
                 <w:bCs/>
               </w:rPr>
             </w:pPr>
             <w:r>
               <w:rPr>
-                <w:rFonts w:asciiTheme="majorBidi" w:hAnsiTheme="majorBidi" w:cstheme="majorBidi"/>
+                <w:rFonts w:cstheme="majorBidi"/>
                 <w:b/>
                 <w:bCs/>
               </w:rPr>
@@ -327,14 +327,14 @@
             <w:pPr>
               <w:spacing w:line="276" w:lineRule="auto"/>
               <w:rPr>
-                <w:rFonts w:asciiTheme="majorBidi" w:hAnsiTheme="majorBidi" w:cstheme="majorBidi"/>
+                <w:rFonts w:cstheme="majorBidi"/>
                 <w:b/>
                 <w:bCs/>
               </w:rPr>
             </w:pPr>
             <w:r>
               <w:rPr>
-                <w:rFonts w:asciiTheme="majorBidi" w:hAnsiTheme="majorBidi" w:cstheme="majorBidi"/>
+                <w:rFonts w:cstheme="majorBidi"/>
                 <w:color w:val="000000"/>
               </w:rPr>
               <w:t>${waktu}</w:t>
@@ -355,14 +355,14 @@
             <w:pPr>
               <w:spacing w:line="276" w:lineRule="auto"/>
               <w:rPr>
-                <w:rFonts w:asciiTheme="majorBidi" w:hAnsiTheme="majorBidi" w:cstheme="majorBidi"/>
+                <w:rFonts w:cstheme="majorBidi"/>
                 <w:b/>
                 <w:bCs/>
               </w:rPr>
             </w:pPr>
             <w:r>
               <w:rPr>
-                <w:rFonts w:asciiTheme="majorBidi" w:hAnsiTheme="majorBidi" w:cstheme="majorBidi"/>
+                <w:rFonts w:cstheme="majorBidi"/>
                 <w:b/>
                 <w:bCs/>
               </w:rPr>
@@ -379,14 +379,14 @@
             <w:pPr>
               <w:spacing w:line="276" w:lineRule="auto"/>
               <w:rPr>
-                <w:rFonts w:asciiTheme="majorBidi" w:hAnsiTheme="majorBidi" w:cstheme="majorBidi"/>
+                <w:rFonts w:cstheme="majorBidi"/>
                 <w:b/>
                 <w:bCs/>
               </w:rPr>
             </w:pPr>
             <w:r>
               <w:rPr>
-                <w:rFonts w:asciiTheme="majorBidi" w:hAnsiTheme="majorBidi" w:cstheme="majorBidi"/>
+                <w:rFonts w:cstheme="majorBidi"/>
                 <w:color w:val="000000"/>
               </w:rPr>
               <w:t>${tempat}</w:t>
@@ -407,14 +407,14 @@
             <w:pPr>
               <w:spacing w:line="276" w:lineRule="auto"/>
               <w:rPr>
-                <w:rFonts w:asciiTheme="majorBidi" w:hAnsiTheme="majorBidi" w:cstheme="majorBidi"/>
+                <w:rFonts w:cstheme="majorBidi"/>
                 <w:b/>
                 <w:bCs/>
               </w:rPr>
             </w:pPr>
             <w:r>
               <w:rPr>
-                <w:rFonts w:asciiTheme="majorBidi" w:hAnsiTheme="majorBidi" w:cstheme="majorBidi"/>
+                <w:rFonts w:cstheme="majorBidi"/>
                 <w:b/>
                 <w:bCs/>
               </w:rPr>
@@ -431,49 +431,49 @@
             <w:pPr>
               <w:spacing w:line="276" w:lineRule="auto"/>
               <w:rPr>
-                <w:rFonts w:asciiTheme="majorBidi" w:hAnsiTheme="majorBidi" w:cstheme="majorBidi"/>
+                <w:rFonts w:cstheme="majorBidi"/>
                 <w:b/>
                 <w:bCs/>
               </w:rPr>
             </w:pPr>
             <w:r>
               <w:rPr>
-                <w:rFonts w:asciiTheme="majorBidi" w:hAnsiTheme="majorBidi" w:cstheme="majorBidi"/>
+                <w:rFonts w:cstheme="majorBidi"/>
                 <w:color w:val="000000"/>
               </w:rPr>
               <w:t>$</w:t>
             </w:r>
             <w:r>
               <w:rPr>
-                <w:rFonts w:asciiTheme="majorBidi" w:hAnsiTheme="majorBidi" w:cstheme="majorBidi"/>
+                <w:rFonts w:cstheme="majorBidi"/>
                 <w:color w:val="000000"/>
               </w:rPr>
               <w:t>{</w:t>
             </w:r>
             <w:r>
               <w:rPr>
-                <w:rFonts w:asciiTheme="majorBidi" w:hAnsiTheme="majorBidi" w:cstheme="majorBidi"/>
+                <w:rFonts w:cstheme="majorBidi"/>
                 <w:color w:val="000000"/>
               </w:rPr>
               <w:t>pimpinan</w:t>
             </w:r>
             <w:r>
               <w:rPr>
-                <w:rFonts w:asciiTheme="majorBidi" w:hAnsiTheme="majorBidi" w:cstheme="majorBidi"/>
+                <w:rFonts w:cstheme="majorBidi"/>
                 <w:color w:val="000000"/>
               </w:rPr>
               <w:t>_rapat</w:t>
             </w:r>
             <w:r>
               <w:rPr>
-                <w:rFonts w:asciiTheme="majorBidi" w:hAnsiTheme="majorBidi" w:cstheme="majorBidi"/>
+                <w:rFonts w:cstheme="majorBidi"/>
                 <w:color w:val="000000"/>
               </w:rPr>
               <w:t>}</w:t>
             </w:r>
             <w:r>
               <w:rPr>
-                <w:rFonts w:asciiTheme="majorBidi" w:hAnsiTheme="majorBidi" w:cstheme="majorBidi"/>
+                <w:rFonts w:cstheme="majorBidi"/>
                 <w:color w:val="000000"/>
               </w:rPr>
               <w:t xml:space="preserve"> (${jabatan_pimpinan})</w:t>
@@ -486,7 +486,7 @@
       <w:pPr>
         <w:spacing w:line="276" w:lineRule="auto"/>
         <w:rPr>
-          <w:rFonts w:asciiTheme="majorBidi" w:hAnsiTheme="majorBidi" w:cstheme="majorBidi"/>
+          <w:rFonts w:cstheme="majorBidi"/>
           <w:b/>
           <w:bCs/>
         </w:rPr>
@@ -502,7 +502,7 @@
         <w:spacing w:line="276" w:lineRule="auto"/>
         <w:ind w:left="426" w:hanging="426"/>
         <w:rPr>
-          <w:rFonts w:asciiTheme="majorBidi" w:hAnsiTheme="majorBidi" w:cstheme="majorBidi"/>
+          <w:rFonts w:cstheme="majorBidi"/>
           <w:b/>
           <w:bCs/>
           <w:lang w:val="fi-FI"/>
@@ -510,7 +510,7 @@
       </w:pPr>
       <w:r>
         <w:rPr>
-          <w:rFonts w:asciiTheme="majorBidi" w:hAnsiTheme="majorBidi" w:cstheme="majorBidi"/>
+          <w:rFonts w:cstheme="majorBidi"/>
           <w:b/>
           <w:bCs/>
           <w:lang w:val="fi-FI"/>
@@ -519,7 +519,7 @@
       </w:r>
       <w:r>
         <w:rPr>
-          <w:rFonts w:asciiTheme="majorBidi" w:hAnsiTheme="majorBidi" w:cstheme="majorBidi"/>
+          <w:rFonts w:cstheme="majorBidi"/>
           <w:b/>
           <w:bCs/>
           <w:lang w:val="fi-FI"/>
@@ -528,7 +528,7 @@
       </w:r>
       <w:r>
         <w:rPr>
-          <w:rFonts w:asciiTheme="majorBidi" w:hAnsiTheme="majorBidi" w:cstheme="majorBidi"/>
+          <w:rFonts w:cstheme="majorBidi"/>
           <w:b/>
           <w:bCs/>
           <w:lang w:val="fi-FI"/>
@@ -537,7 +537,7 @@
       </w:r>
       <w:r>
         <w:rPr>
-          <w:rFonts w:asciiTheme="majorBidi" w:hAnsiTheme="majorBidi" w:cstheme="majorBidi"/>
+          <w:rFonts w:cstheme="majorBidi"/>
           <w:b/>
           <w:bCs/>
           <w:lang w:val="fi-FI"/>
@@ -546,7 +546,7 @@
       </w:r>
       <w:r>
         <w:rPr>
-          <w:rFonts w:asciiTheme="majorBidi" w:hAnsiTheme="majorBidi" w:cstheme="majorBidi"/>
+          <w:rFonts w:cstheme="majorBidi"/>
           <w:b/>
           <w:bCs/>
           <w:lang w:val="fi-FI"/>
@@ -555,7 +555,7 @@
       </w:r>
       <w:r>
         <w:rPr>
-          <w:rFonts w:asciiTheme="majorBidi" w:hAnsiTheme="majorBidi" w:cstheme="majorBidi"/>
+          <w:rFonts w:cstheme="majorBidi"/>
           <w:b/>
           <w:bCs/>
           <w:lang w:val="fi-FI"/>
@@ -570,48 +570,48 @@
         <w:ind w:left="426"/>
         <w:jc w:val="both"/>
         <w:rPr>
-          <w:rFonts w:asciiTheme="majorBidi" w:hAnsiTheme="majorBidi" w:cstheme="majorBidi"/>
+          <w:rFonts w:cstheme="majorBidi"/>
           <w:lang w:val="fi-FI"/>
         </w:rPr>
       </w:pPr>
       <w:r>
         <w:rPr>
-          <w:rFonts w:asciiTheme="majorBidi" w:hAnsiTheme="majorBidi" w:cstheme="majorBidi"/>
+          <w:rFonts w:cstheme="majorBidi"/>
           <w:lang w:val="fi-FI"/>
         </w:rPr>
         <w:t xml:space="preserve">Capaian Kinerja IKU </w:t>
       </w:r>
       <w:r>
         <w:rPr>
-          <w:rFonts w:asciiTheme="majorBidi" w:hAnsiTheme="majorBidi" w:cstheme="majorBidi"/>
+          <w:rFonts w:cstheme="majorBidi"/>
           <w:lang w:val="fi-FI"/>
         </w:rPr>
         <w:t>${</w:t>
       </w:r>
       <w:r>
         <w:rPr>
-          <w:rFonts w:asciiTheme="majorBidi" w:hAnsiTheme="majorBidi" w:cstheme="majorBidi"/>
+          <w:rFonts w:cstheme="majorBidi"/>
           <w:lang w:val="fi-FI"/>
         </w:rPr>
         <w:t>triwulan_proper</w:t>
       </w:r>
       <w:r>
         <w:rPr>
-          <w:rFonts w:asciiTheme="majorBidi" w:hAnsiTheme="majorBidi" w:cstheme="majorBidi"/>
+          <w:rFonts w:cstheme="majorBidi"/>
           <w:lang w:val="fi-FI"/>
         </w:rPr>
         <w:t>}</w:t>
       </w:r>
       <w:r>
         <w:rPr>
-          <w:rFonts w:asciiTheme="majorBidi" w:hAnsiTheme="majorBidi" w:cstheme="majorBidi"/>
+          <w:rFonts w:cstheme="majorBidi"/>
           <w:lang w:val="fi-FI"/>
         </w:rPr>
         <w:t xml:space="preserve"> tahun </w:t>
       </w:r>
       <w:r>
         <w:rPr>
-          <w:rFonts w:asciiTheme="majorBidi" w:hAnsiTheme="majorBidi" w:cstheme="majorBidi"/>
+          <w:rFonts w:cstheme="majorBidi"/>
           <w:color w:val="000000"/>
           <w:lang w:val="fi-FI"/>
         </w:rPr>
@@ -619,35 +619,35 @@
       </w:r>
       <w:r>
         <w:rPr>
-          <w:rFonts w:asciiTheme="majorBidi" w:hAnsiTheme="majorBidi" w:cstheme="majorBidi"/>
+          <w:rFonts w:cstheme="majorBidi"/>
           <w:lang w:val="fi-FI"/>
         </w:rPr>
         <w:t xml:space="preserve">pada BPS Kabupaten Tapin sebesar </w:t>
       </w:r>
       <w:r>
         <w:rPr>
-          <w:rFonts w:asciiTheme="majorBidi" w:hAnsiTheme="majorBidi" w:cstheme="majorBidi"/>
+          <w:rFonts w:cstheme="majorBidi"/>
           <w:lang w:val="fi-FI"/>
         </w:rPr>
         <w:t>${rata_rata_capaian_triwulan}</w:t>
       </w:r>
       <w:r>
         <w:rPr>
-          <w:rFonts w:asciiTheme="majorBidi" w:hAnsiTheme="majorBidi" w:cstheme="majorBidi"/>
+          <w:rFonts w:cstheme="majorBidi"/>
           <w:lang w:val="fi-FI"/>
         </w:rPr>
         <w:t xml:space="preserve"> persen (terhadap target </w:t>
       </w:r>
       <w:r>
         <w:rPr>
-          <w:rFonts w:asciiTheme="majorBidi" w:hAnsiTheme="majorBidi" w:cstheme="majorBidi"/>
+          <w:rFonts w:cstheme="majorBidi"/>
           <w:lang w:val="fi-FI"/>
         </w:rPr>
         <w:t xml:space="preserve">${triwulan_proper} </w:t>
       </w:r>
       <w:r>
         <w:rPr>
-          <w:rFonts w:asciiTheme="majorBidi" w:hAnsiTheme="majorBidi" w:cstheme="majorBidi"/>
+          <w:rFonts w:cstheme="majorBidi"/>
           <w:color w:val="000000"/>
           <w:lang w:val="fi-FI"/>
         </w:rPr>
@@ -655,21 +655,21 @@
       </w:r>
       <w:r>
         <w:rPr>
-          <w:rFonts w:asciiTheme="majorBidi" w:hAnsiTheme="majorBidi" w:cstheme="majorBidi"/>
+          <w:rFonts w:cstheme="majorBidi"/>
           <w:lang w:val="fi-FI"/>
         </w:rPr>
         <w:t xml:space="preserve">) atau </w:t>
       </w:r>
       <w:r>
         <w:rPr>
-          <w:rFonts w:asciiTheme="majorBidi" w:hAnsiTheme="majorBidi" w:cstheme="majorBidi"/>
+          <w:rFonts w:cstheme="majorBidi"/>
           <w:lang w:val="fi-FI"/>
         </w:rPr>
         <w:t>${rata_rata_capaian_tahunan}</w:t>
       </w:r>
       <w:r>
         <w:rPr>
-          <w:rFonts w:asciiTheme="majorBidi" w:hAnsiTheme="majorBidi" w:cstheme="majorBidi"/>
+          <w:rFonts w:cstheme="majorBidi"/>
           <w:lang w:val="fi-FI"/>
         </w:rPr>
         <w:t xml:space="preserve"> persen (terhadap target tahunan). Adapun penjelasan detail capaian untuk setiap indikator kinerja disampaikan di bawah ini.</w:t>
@@ -682,7 +682,7 @@
         <w:ind w:left="426"/>
         <w:jc w:val="both"/>
         <w:rPr>
-          <w:rFonts w:asciiTheme="majorBidi" w:hAnsiTheme="majorBidi" w:cstheme="majorBidi"/>
+          <w:rFonts w:cstheme="majorBidi"/>
           <w:lang w:val="fi-FI"/>
         </w:rPr>
       </w:pPr>
@@ -694,13 +694,13 @@
         <w:ind w:left="426"/>
         <w:jc w:val="both"/>
         <w:rPr>
-          <w:rFonts w:asciiTheme="majorBidi" w:hAnsiTheme="majorBidi" w:cstheme="majorBidi"/>
+          <w:rFonts w:cstheme="majorBidi"/>
           <w:lang w:val="fi-FI"/>
         </w:rPr>
       </w:pPr>
       <w:r>
         <w:rPr>
-          <w:rFonts w:asciiTheme="majorBidi" w:hAnsiTheme="majorBidi" w:cstheme="majorBidi"/>
+          <w:rFonts w:cstheme="majorBidi"/>
           <w:lang w:val="fi-FI"/>
         </w:rPr>
         <w:t>${block_indikator}</w:t>
@@ -714,16 +714,16 @@
         <w:tblLook w:val="04A0" w:firstRow="1" w:lastRow="0" w:firstColumn="1" w:lastColumn="0" w:noHBand="0" w:noVBand="1"/>
       </w:tblPr>
       <w:tblGrid>
-        <w:gridCol w:w="1097"/>
-        <w:gridCol w:w="491"/>
-        <w:gridCol w:w="328"/>
-        <w:gridCol w:w="689"/>
-        <w:gridCol w:w="1211"/>
-        <w:gridCol w:w="541"/>
-        <w:gridCol w:w="463"/>
-        <w:gridCol w:w="1445"/>
-        <w:gridCol w:w="1341"/>
-        <w:gridCol w:w="1318"/>
+        <w:gridCol w:w="1078"/>
+        <w:gridCol w:w="504"/>
+        <w:gridCol w:w="322"/>
+        <w:gridCol w:w="657"/>
+        <w:gridCol w:w="1231"/>
+        <w:gridCol w:w="528"/>
+        <w:gridCol w:w="452"/>
+        <w:gridCol w:w="1447"/>
+        <w:gridCol w:w="1348"/>
+        <w:gridCol w:w="1357"/>
       </w:tblGrid>
       <w:tr>
         <w:tc>
@@ -742,13 +742,13 @@
               <w:ind w:left="0"/>
               <w:jc w:val="both"/>
               <w:rPr>
-                <w:rFonts w:asciiTheme="majorBidi" w:hAnsiTheme="majorBidi" w:cstheme="majorBidi"/>
-                <w:lang w:val="fi-FI"/>
-              </w:rPr>
-            </w:pPr>
-            <w:r>
-              <w:rPr>
-                <w:rFonts w:asciiTheme="majorBidi" w:hAnsiTheme="majorBidi" w:cstheme="majorBidi"/>
+                <w:rFonts w:cstheme="majorBidi"/>
+                <w:lang w:val="fi-FI"/>
+              </w:rPr>
+            </w:pPr>
+            <w:r>
+              <w:rPr>
+                <w:rFonts w:cstheme="majorBidi"/>
                 <w:lang w:val="fi-FI"/>
               </w:rPr>
               <w:t>Sasaran</w:t>
@@ -772,13 +772,13 @@
               <w:ind w:left="0"/>
               <w:jc w:val="both"/>
               <w:rPr>
-                <w:rFonts w:asciiTheme="majorBidi" w:hAnsiTheme="majorBidi" w:cstheme="majorBidi"/>
-                <w:lang w:val="fi-FI"/>
-              </w:rPr>
-            </w:pPr>
-            <w:r>
-              <w:rPr>
-                <w:rFonts w:asciiTheme="majorBidi" w:hAnsiTheme="majorBidi" w:cstheme="majorBidi"/>
+                <w:rFonts w:cstheme="majorBidi"/>
+                <w:lang w:val="fi-FI"/>
+              </w:rPr>
+            </w:pPr>
+            <w:r>
+              <w:rPr>
+                <w:rFonts w:cstheme="majorBidi"/>
                 <w:lang w:val="fi-FI"/>
               </w:rPr>
               <w:t>:</w:t>
@@ -803,34 +803,34 @@
               <w:ind w:left="0"/>
               <w:jc w:val="both"/>
               <w:rPr>
-                <w:rFonts w:asciiTheme="majorBidi" w:hAnsiTheme="majorBidi" w:cstheme="majorBidi"/>
-                <w:lang w:val="fi-FI"/>
-              </w:rPr>
-            </w:pPr>
-            <w:r>
-              <w:rPr>
-                <w:rFonts w:asciiTheme="majorBidi" w:hAnsiTheme="majorBidi" w:cstheme="majorBidi"/>
+                <w:rFonts w:cstheme="majorBidi"/>
+                <w:lang w:val="fi-FI"/>
+              </w:rPr>
+            </w:pPr>
+            <w:r>
+              <w:rPr>
+                <w:rFonts w:cstheme="majorBidi"/>
                 <w:lang w:val="fi-FI"/>
               </w:rPr>
               <w:t>$</w:t>
             </w:r>
             <w:r>
               <w:rPr>
-                <w:rFonts w:asciiTheme="majorBidi" w:hAnsiTheme="majorBidi" w:cstheme="majorBidi"/>
+                <w:rFonts w:cstheme="majorBidi"/>
                 <w:lang w:val="fi-FI"/>
               </w:rPr>
               <w:t>{</w:t>
             </w:r>
             <w:r>
               <w:rPr>
-                <w:rFonts w:asciiTheme="majorBidi" w:hAnsiTheme="majorBidi" w:cstheme="majorBidi"/>
+                <w:rFonts w:cstheme="majorBidi"/>
                 <w:lang w:val="fi-FI"/>
               </w:rPr>
               <w:t>sasaran</w:t>
             </w:r>
             <w:r>
               <w:rPr>
-                <w:rFonts w:asciiTheme="majorBidi" w:hAnsiTheme="majorBidi" w:cstheme="majorBidi"/>
+                <w:rFonts w:cstheme="majorBidi"/>
                 <w:lang w:val="fi-FI"/>
               </w:rPr>
               <w:t>}</w:t>
@@ -852,13 +852,13 @@
               <w:ind w:left="0"/>
               <w:jc w:val="center"/>
               <w:rPr>
-                <w:rFonts w:asciiTheme="majorBidi" w:hAnsiTheme="majorBidi" w:cstheme="majorBidi"/>
-                <w:lang w:val="fi-FI"/>
-              </w:rPr>
-            </w:pPr>
-            <w:r>
-              <w:rPr>
-                <w:rFonts w:asciiTheme="majorBidi" w:hAnsiTheme="majorBidi" w:cstheme="majorBidi"/>
+                <w:rFonts w:cstheme="majorBidi"/>
+                <w:lang w:val="fi-FI"/>
+              </w:rPr>
+            </w:pPr>
+            <w:r>
+              <w:rPr>
+                <w:rFonts w:cstheme="majorBidi"/>
                 <w:lang w:val="fi-FI"/>
               </w:rPr>
               <w:t>No.</w:t>
@@ -882,13 +882,13 @@
               <w:ind w:left="0"/>
               <w:jc w:val="center"/>
               <w:rPr>
-                <w:rFonts w:asciiTheme="majorBidi" w:hAnsiTheme="majorBidi" w:cstheme="majorBidi"/>
-                <w:lang w:val="fi-FI"/>
-              </w:rPr>
-            </w:pPr>
-            <w:r>
-              <w:rPr>
-                <w:rFonts w:asciiTheme="majorBidi" w:hAnsiTheme="majorBidi" w:cstheme="majorBidi"/>
+                <w:rFonts w:cstheme="majorBidi"/>
+                <w:lang w:val="fi-FI"/>
+              </w:rPr>
+            </w:pPr>
+            <w:r>
+              <w:rPr>
+                <w:rFonts w:cstheme="majorBidi"/>
                 <w:lang w:val="fi-FI"/>
               </w:rPr>
               <w:t>Indikator Kinerja</w:t>
@@ -911,13 +911,13 @@
               <w:ind w:left="0"/>
               <w:jc w:val="center"/>
               <w:rPr>
-                <w:rFonts w:asciiTheme="majorBidi" w:hAnsiTheme="majorBidi" w:cstheme="majorBidi"/>
-                <w:lang w:val="fi-FI"/>
-              </w:rPr>
-            </w:pPr>
-            <w:r>
-              <w:rPr>
-                <w:rFonts w:asciiTheme="majorBidi" w:hAnsiTheme="majorBidi" w:cstheme="majorBidi"/>
+                <w:rFonts w:cstheme="majorBidi"/>
+                <w:lang w:val="fi-FI"/>
+              </w:rPr>
+            </w:pPr>
+            <w:r>
+              <w:rPr>
+                <w:rFonts w:cstheme="majorBidi"/>
                 <w:lang w:val="fi-FI"/>
               </w:rPr>
               <w:t>Target PK</w:t>
@@ -941,13 +941,13 @@
               <w:ind w:left="0"/>
               <w:jc w:val="center"/>
               <w:rPr>
-                <w:rFonts w:asciiTheme="majorBidi" w:hAnsiTheme="majorBidi" w:cstheme="majorBidi"/>
-                <w:lang w:val="fi-FI"/>
-              </w:rPr>
-            </w:pPr>
-            <w:r>
-              <w:rPr>
-                <w:rFonts w:asciiTheme="majorBidi" w:hAnsiTheme="majorBidi" w:cstheme="majorBidi"/>
+                <w:rFonts w:cstheme="majorBidi"/>
+                <w:lang w:val="fi-FI"/>
+              </w:rPr>
+            </w:pPr>
+            <w:r>
+              <w:rPr>
+                <w:rFonts w:cstheme="majorBidi"/>
                 <w:lang w:val="fi-FI"/>
               </w:rPr>
               <w:t>${triwulan_proper}</w:t>
@@ -970,13 +970,13 @@
               <w:ind w:left="0"/>
               <w:jc w:val="center"/>
               <w:rPr>
-                <w:rFonts w:asciiTheme="majorBidi" w:hAnsiTheme="majorBidi" w:cstheme="majorBidi"/>
-                <w:lang w:val="fi-FI"/>
-              </w:rPr>
-            </w:pPr>
-            <w:r>
-              <w:rPr>
-                <w:rFonts w:asciiTheme="majorBidi" w:hAnsiTheme="majorBidi" w:cstheme="majorBidi"/>
+                <w:rFonts w:cstheme="majorBidi"/>
+                <w:lang w:val="fi-FI"/>
+              </w:rPr>
+            </w:pPr>
+            <w:r>
+              <w:rPr>
+                <w:rFonts w:cstheme="majorBidi"/>
                 <w:lang w:val="fi-FI"/>
               </w:rPr>
               <w:t>Capaian Terhadap Target PK</w:t>
@@ -997,7 +997,7 @@
               <w:ind w:left="0"/>
               <w:jc w:val="both"/>
               <w:rPr>
-                <w:rFonts w:asciiTheme="majorBidi" w:hAnsiTheme="majorBidi" w:cstheme="majorBidi"/>
+                <w:rFonts w:cstheme="majorBidi"/>
                 <w:lang w:val="fi-FI"/>
               </w:rPr>
             </w:pPr>
@@ -1019,7 +1019,7 @@
               <w:ind w:left="0"/>
               <w:jc w:val="both"/>
               <w:rPr>
-                <w:rFonts w:asciiTheme="majorBidi" w:hAnsiTheme="majorBidi" w:cstheme="majorBidi"/>
+                <w:rFonts w:cstheme="majorBidi"/>
                 <w:lang w:val="fi-FI"/>
               </w:rPr>
             </w:pPr>
@@ -1040,7 +1040,7 @@
               <w:ind w:left="0"/>
               <w:jc w:val="both"/>
               <w:rPr>
-                <w:rFonts w:asciiTheme="majorBidi" w:hAnsiTheme="majorBidi" w:cstheme="majorBidi"/>
+                <w:rFonts w:cstheme="majorBidi"/>
                 <w:lang w:val="fi-FI"/>
               </w:rPr>
             </w:pPr>
@@ -1063,13 +1063,13 @@
               <w:ind w:left="0"/>
               <w:jc w:val="center"/>
               <w:rPr>
-                <w:rFonts w:asciiTheme="majorBidi" w:hAnsiTheme="majorBidi" w:cstheme="majorBidi"/>
-                <w:lang w:val="fi-FI"/>
-              </w:rPr>
-            </w:pPr>
-            <w:r>
-              <w:rPr>
-                <w:rFonts w:asciiTheme="majorBidi" w:hAnsiTheme="majorBidi" w:cstheme="majorBidi"/>
+                <w:rFonts w:cstheme="majorBidi"/>
+                <w:lang w:val="fi-FI"/>
+              </w:rPr>
+            </w:pPr>
+            <w:r>
+              <w:rPr>
+                <w:rFonts w:cstheme="majorBidi"/>
                 <w:lang w:val="fi-FI"/>
               </w:rPr>
               <w:t>Target</w:t>
@@ -1092,13 +1092,13 @@
               <w:ind w:left="0"/>
               <w:jc w:val="center"/>
               <w:rPr>
-                <w:rFonts w:asciiTheme="majorBidi" w:hAnsiTheme="majorBidi" w:cstheme="majorBidi"/>
-                <w:lang w:val="fi-FI"/>
-              </w:rPr>
-            </w:pPr>
-            <w:r>
-              <w:rPr>
-                <w:rFonts w:asciiTheme="majorBidi" w:hAnsiTheme="majorBidi" w:cstheme="majorBidi"/>
+                <w:rFonts w:cstheme="majorBidi"/>
+                <w:lang w:val="fi-FI"/>
+              </w:rPr>
+            </w:pPr>
+            <w:r>
+              <w:rPr>
+                <w:rFonts w:cstheme="majorBidi"/>
                 <w:lang w:val="fi-FI"/>
               </w:rPr>
               <w:t>Realisasi</w:t>
@@ -1121,20 +1121,20 @@
               <w:ind w:left="0"/>
               <w:jc w:val="center"/>
               <w:rPr>
-                <w:rFonts w:asciiTheme="majorBidi" w:hAnsiTheme="majorBidi" w:cstheme="majorBidi"/>
-                <w:lang w:val="fi-FI"/>
-              </w:rPr>
-            </w:pPr>
-            <w:r>
-              <w:rPr>
-                <w:rFonts w:asciiTheme="majorBidi" w:hAnsiTheme="majorBidi" w:cstheme="majorBidi"/>
+                <w:rFonts w:cstheme="majorBidi"/>
+                <w:lang w:val="fi-FI"/>
+              </w:rPr>
+            </w:pPr>
+            <w:r>
+              <w:rPr>
+                <w:rFonts w:cstheme="majorBidi"/>
                 <w:lang w:val="fi-FI"/>
               </w:rPr>
               <w:t xml:space="preserve">Capaian Terhadap Target </w:t>
             </w:r>
             <w:r>
               <w:rPr>
-                <w:rFonts w:asciiTheme="majorBidi" w:hAnsiTheme="majorBidi" w:cstheme="majorBidi"/>
+                <w:rFonts w:cstheme="majorBidi"/>
                 <w:lang w:val="fi-FI"/>
               </w:rPr>
               <w:t>Triwulanan</w:t>
@@ -1156,7 +1156,7 @@
               <w:ind w:left="0"/>
               <w:jc w:val="both"/>
               <w:rPr>
-                <w:rFonts w:asciiTheme="majorBidi" w:hAnsiTheme="majorBidi" w:cstheme="majorBidi"/>
+                <w:rFonts w:cstheme="majorBidi"/>
                 <w:lang w:val="fi-FI"/>
               </w:rPr>
             </w:pPr>
@@ -1178,34 +1178,34 @@
               <w:ind w:left="0"/>
               <w:jc w:val="both"/>
               <w:rPr>
-                <w:rFonts w:asciiTheme="majorBidi" w:hAnsiTheme="majorBidi" w:cstheme="majorBidi"/>
-                <w:lang w:val="fi-FI"/>
-              </w:rPr>
-            </w:pPr>
-            <w:r>
-              <w:rPr>
-                <w:rFonts w:asciiTheme="majorBidi" w:hAnsiTheme="majorBidi" w:cstheme="majorBidi"/>
+                <w:rFonts w:cstheme="majorBidi"/>
+                <w:lang w:val="fi-FI"/>
+              </w:rPr>
+            </w:pPr>
+            <w:r>
+              <w:rPr>
+                <w:rFonts w:cstheme="majorBidi"/>
                 <w:lang w:val="fi-FI"/>
               </w:rPr>
               <w:t>$</w:t>
             </w:r>
             <w:r>
               <w:rPr>
-                <w:rFonts w:asciiTheme="majorBidi" w:hAnsiTheme="majorBidi" w:cstheme="majorBidi"/>
+                <w:rFonts w:cstheme="majorBidi"/>
                 <w:lang w:val="fi-FI"/>
               </w:rPr>
               <w:t>{</w:t>
             </w:r>
             <w:r>
               <w:rPr>
-                <w:rFonts w:asciiTheme="majorBidi" w:hAnsiTheme="majorBidi" w:cstheme="majorBidi"/>
+                <w:rFonts w:cstheme="majorBidi"/>
                 <w:lang w:val="fi-FI"/>
               </w:rPr>
               <w:t>kode</w:t>
             </w:r>
             <w:r>
               <w:rPr>
-                <w:rFonts w:asciiTheme="majorBidi" w:hAnsiTheme="majorBidi" w:cstheme="majorBidi"/>
+                <w:rFonts w:cstheme="majorBidi"/>
                 <w:lang w:val="fi-FI"/>
               </w:rPr>
               <w:t>}</w:t>
@@ -1228,34 +1228,34 @@
               <w:ind w:left="0"/>
               <w:jc w:val="both"/>
               <w:rPr>
-                <w:rFonts w:asciiTheme="majorBidi" w:hAnsiTheme="majorBidi" w:cstheme="majorBidi"/>
-                <w:lang w:val="fi-FI"/>
-              </w:rPr>
-            </w:pPr>
-            <w:r>
-              <w:rPr>
-                <w:rFonts w:asciiTheme="majorBidi" w:hAnsiTheme="majorBidi" w:cstheme="majorBidi"/>
+                <w:rFonts w:cstheme="majorBidi"/>
+                <w:lang w:val="fi-FI"/>
+              </w:rPr>
+            </w:pPr>
+            <w:r>
+              <w:rPr>
+                <w:rFonts w:cstheme="majorBidi"/>
                 <w:lang w:val="fi-FI"/>
               </w:rPr>
               <w:t>$</w:t>
             </w:r>
             <w:r>
               <w:rPr>
-                <w:rFonts w:asciiTheme="majorBidi" w:hAnsiTheme="majorBidi" w:cstheme="majorBidi"/>
+                <w:rFonts w:cstheme="majorBidi"/>
                 <w:lang w:val="fi-FI"/>
               </w:rPr>
               <w:t>{</w:t>
             </w:r>
             <w:r>
               <w:rPr>
-                <w:rFonts w:asciiTheme="majorBidi" w:hAnsiTheme="majorBidi" w:cstheme="majorBidi"/>
+                <w:rFonts w:cstheme="majorBidi"/>
                 <w:lang w:val="fi-FI"/>
               </w:rPr>
               <w:t>indikator_kinerja</w:t>
             </w:r>
             <w:r>
               <w:rPr>
-                <w:rFonts w:asciiTheme="majorBidi" w:hAnsiTheme="majorBidi" w:cstheme="majorBidi"/>
+                <w:rFonts w:cstheme="majorBidi"/>
                 <w:lang w:val="fi-FI"/>
               </w:rPr>
               <w:t>}</w:t>
@@ -1278,34 +1278,34 @@
               <w:ind w:left="0"/>
               <w:jc w:val="center"/>
               <w:rPr>
-                <w:rFonts w:asciiTheme="majorBidi" w:hAnsiTheme="majorBidi" w:cstheme="majorBidi"/>
-                <w:lang w:val="fi-FI"/>
-              </w:rPr>
-            </w:pPr>
-            <w:r>
-              <w:rPr>
-                <w:rFonts w:asciiTheme="majorBidi" w:hAnsiTheme="majorBidi" w:cstheme="majorBidi"/>
+                <w:rFonts w:cstheme="majorBidi"/>
+                <w:lang w:val="fi-FI"/>
+              </w:rPr>
+            </w:pPr>
+            <w:r>
+              <w:rPr>
+                <w:rFonts w:cstheme="majorBidi"/>
                 <w:lang w:val="fi-FI"/>
               </w:rPr>
               <w:t>$</w:t>
             </w:r>
             <w:r>
               <w:rPr>
-                <w:rFonts w:asciiTheme="majorBidi" w:hAnsiTheme="majorBidi" w:cstheme="majorBidi"/>
+                <w:rFonts w:cstheme="majorBidi"/>
                 <w:lang w:val="fi-FI"/>
               </w:rPr>
               <w:t>{</w:t>
             </w:r>
             <w:r>
               <w:rPr>
-                <w:rFonts w:asciiTheme="majorBidi" w:hAnsiTheme="majorBidi" w:cstheme="majorBidi"/>
+                <w:rFonts w:cstheme="majorBidi"/>
                 <w:lang w:val="fi-FI"/>
               </w:rPr>
               <w:t>target_tahunan</w:t>
             </w:r>
             <w:r>
               <w:rPr>
-                <w:rFonts w:asciiTheme="majorBidi" w:hAnsiTheme="majorBidi" w:cstheme="majorBidi"/>
+                <w:rFonts w:cstheme="majorBidi"/>
                 <w:lang w:val="fi-FI"/>
               </w:rPr>
               <w:t>}</w:t>
@@ -1329,34 +1329,34 @@
               <w:ind w:left="0"/>
               <w:jc w:val="center"/>
               <w:rPr>
-                <w:rFonts w:asciiTheme="majorBidi" w:hAnsiTheme="majorBidi" w:cstheme="majorBidi"/>
-                <w:lang w:val="fi-FI"/>
-              </w:rPr>
-            </w:pPr>
-            <w:r>
-              <w:rPr>
-                <w:rFonts w:asciiTheme="majorBidi" w:hAnsiTheme="majorBidi" w:cstheme="majorBidi"/>
+                <w:rFonts w:cstheme="majorBidi"/>
+                <w:lang w:val="fi-FI"/>
+              </w:rPr>
+            </w:pPr>
+            <w:r>
+              <w:rPr>
+                <w:rFonts w:cstheme="majorBidi"/>
                 <w:lang w:val="fi-FI"/>
               </w:rPr>
               <w:t>$</w:t>
             </w:r>
             <w:r>
               <w:rPr>
-                <w:rFonts w:asciiTheme="majorBidi" w:hAnsiTheme="majorBidi" w:cstheme="majorBidi"/>
+                <w:rFonts w:cstheme="majorBidi"/>
                 <w:lang w:val="fi-FI"/>
               </w:rPr>
               <w:t>{</w:t>
             </w:r>
             <w:r>
               <w:rPr>
-                <w:rFonts w:asciiTheme="majorBidi" w:hAnsiTheme="majorBidi" w:cstheme="majorBidi"/>
+                <w:rFonts w:cstheme="majorBidi"/>
                 <w:lang w:val="fi-FI"/>
               </w:rPr>
               <w:t>target_tw</w:t>
             </w:r>
             <w:r>
               <w:rPr>
-                <w:rFonts w:asciiTheme="majorBidi" w:hAnsiTheme="majorBidi" w:cstheme="majorBidi"/>
+                <w:rFonts w:cstheme="majorBidi"/>
                 <w:lang w:val="fi-FI"/>
               </w:rPr>
               <w:t>}</w:t>
@@ -1379,34 +1379,34 @@
               <w:ind w:left="0"/>
               <w:jc w:val="center"/>
               <w:rPr>
-                <w:rFonts w:asciiTheme="majorBidi" w:hAnsiTheme="majorBidi" w:cstheme="majorBidi"/>
-                <w:lang w:val="fi-FI"/>
-              </w:rPr>
-            </w:pPr>
-            <w:r>
-              <w:rPr>
-                <w:rFonts w:asciiTheme="majorBidi" w:hAnsiTheme="majorBidi" w:cstheme="majorBidi"/>
+                <w:rFonts w:cstheme="majorBidi"/>
+                <w:lang w:val="fi-FI"/>
+              </w:rPr>
+            </w:pPr>
+            <w:r>
+              <w:rPr>
+                <w:rFonts w:cstheme="majorBidi"/>
                 <w:lang w:val="fi-FI"/>
               </w:rPr>
               <w:t>$</w:t>
             </w:r>
             <w:r>
               <w:rPr>
-                <w:rFonts w:asciiTheme="majorBidi" w:hAnsiTheme="majorBidi" w:cstheme="majorBidi"/>
+                <w:rFonts w:cstheme="majorBidi"/>
                 <w:lang w:val="fi-FI"/>
               </w:rPr>
               <w:t>{</w:t>
             </w:r>
             <w:r>
               <w:rPr>
-                <w:rFonts w:asciiTheme="majorBidi" w:hAnsiTheme="majorBidi" w:cstheme="majorBidi"/>
+                <w:rFonts w:cstheme="majorBidi"/>
                 <w:lang w:val="fi-FI"/>
               </w:rPr>
               <w:t>realisasi_kumulatif</w:t>
             </w:r>
             <w:r>
               <w:rPr>
-                <w:rFonts w:asciiTheme="majorBidi" w:hAnsiTheme="majorBidi" w:cstheme="majorBidi"/>
+                <w:rFonts w:cstheme="majorBidi"/>
                 <w:lang w:val="fi-FI"/>
               </w:rPr>
               <w:t>}</w:t>
@@ -1429,34 +1429,34 @@
               <w:ind w:left="0"/>
               <w:jc w:val="center"/>
               <w:rPr>
-                <w:rFonts w:asciiTheme="majorBidi" w:hAnsiTheme="majorBidi" w:cstheme="majorBidi"/>
-                <w:lang w:val="fi-FI"/>
-              </w:rPr>
-            </w:pPr>
-            <w:r>
-              <w:rPr>
-                <w:rFonts w:asciiTheme="majorBidi" w:hAnsiTheme="majorBidi" w:cstheme="majorBidi"/>
+                <w:rFonts w:cstheme="majorBidi"/>
+                <w:lang w:val="fi-FI"/>
+              </w:rPr>
+            </w:pPr>
+            <w:r>
+              <w:rPr>
+                <w:rFonts w:cstheme="majorBidi"/>
                 <w:lang w:val="fi-FI"/>
               </w:rPr>
               <w:t>$</w:t>
             </w:r>
             <w:r>
               <w:rPr>
-                <w:rFonts w:asciiTheme="majorBidi" w:hAnsiTheme="majorBidi" w:cstheme="majorBidi"/>
+                <w:rFonts w:cstheme="majorBidi"/>
                 <w:lang w:val="fi-FI"/>
               </w:rPr>
               <w:t>{</w:t>
             </w:r>
             <w:r>
               <w:rPr>
-                <w:rFonts w:asciiTheme="majorBidi" w:hAnsiTheme="majorBidi" w:cstheme="majorBidi"/>
+                <w:rFonts w:cstheme="majorBidi"/>
                 <w:lang w:val="fi-FI"/>
               </w:rPr>
               <w:t>capaian_triwulan</w:t>
             </w:r>
             <w:r>
               <w:rPr>
-                <w:rFonts w:asciiTheme="majorBidi" w:hAnsiTheme="majorBidi" w:cstheme="majorBidi"/>
+                <w:rFonts w:cstheme="majorBidi"/>
                 <w:lang w:val="fi-FI"/>
               </w:rPr>
               <w:t>}</w:t>
@@ -1479,34 +1479,34 @@
               <w:ind w:left="0"/>
               <w:jc w:val="center"/>
               <w:rPr>
-                <w:rFonts w:asciiTheme="majorBidi" w:hAnsiTheme="majorBidi" w:cstheme="majorBidi"/>
-                <w:lang w:val="fi-FI"/>
-              </w:rPr>
-            </w:pPr>
-            <w:r>
-              <w:rPr>
-                <w:rFonts w:asciiTheme="majorBidi" w:hAnsiTheme="majorBidi" w:cstheme="majorBidi"/>
+                <w:rFonts w:cstheme="majorBidi"/>
+                <w:lang w:val="fi-FI"/>
+              </w:rPr>
+            </w:pPr>
+            <w:r>
+              <w:rPr>
+                <w:rFonts w:cstheme="majorBidi"/>
                 <w:lang w:val="fi-FI"/>
               </w:rPr>
               <w:t>$</w:t>
             </w:r>
             <w:r>
               <w:rPr>
-                <w:rFonts w:asciiTheme="majorBidi" w:hAnsiTheme="majorBidi" w:cstheme="majorBidi"/>
+                <w:rFonts w:cstheme="majorBidi"/>
                 <w:lang w:val="fi-FI"/>
               </w:rPr>
               <w:t>{</w:t>
             </w:r>
             <w:r>
               <w:rPr>
-                <w:rFonts w:asciiTheme="majorBidi" w:hAnsiTheme="majorBidi" w:cstheme="majorBidi"/>
+                <w:rFonts w:cstheme="majorBidi"/>
                 <w:lang w:val="fi-FI"/>
               </w:rPr>
               <w:t>capaian_tahunan</w:t>
             </w:r>
             <w:r>
               <w:rPr>
-                <w:rFonts w:asciiTheme="majorBidi" w:hAnsiTheme="majorBidi" w:cstheme="majorBidi"/>
+                <w:rFonts w:cstheme="majorBidi"/>
                 <w:lang w:val="fi-FI"/>
               </w:rPr>
               <w:t>}</w:t>
@@ -1533,7 +1533,7 @@
               <w:ind w:left="0"/>
               <w:jc w:val="both"/>
               <w:rPr>
-                <w:rFonts w:asciiTheme="majorBidi" w:hAnsiTheme="majorBidi" w:cstheme="majorBidi"/>
+                <w:rFonts w:cstheme="majorBidi"/>
                 <w:lang w:val="fi-FI"/>
               </w:rPr>
             </w:pPr>
@@ -1557,7 +1557,7 @@
               <w:ind w:left="0"/>
               <w:jc w:val="both"/>
               <w:rPr>
-                <w:rFonts w:asciiTheme="majorBidi" w:hAnsiTheme="majorBidi" w:cstheme="majorBidi"/>
+                <w:rFonts w:cstheme="majorBidi"/>
                 <w:lang w:val="fi-FI"/>
               </w:rPr>
             </w:pPr>
@@ -1580,7 +1580,7 @@
               <w:ind w:left="0"/>
               <w:jc w:val="both"/>
               <w:rPr>
-                <w:rFonts w:asciiTheme="majorBidi" w:hAnsiTheme="majorBidi" w:cstheme="majorBidi"/>
+                <w:rFonts w:cstheme="majorBidi"/>
                 <w:lang w:val="fi-FI"/>
               </w:rPr>
             </w:pPr>
@@ -1604,7 +1604,7 @@
               <w:ind w:left="0"/>
               <w:jc w:val="both"/>
               <w:rPr>
-                <w:rFonts w:asciiTheme="majorBidi" w:hAnsiTheme="majorBidi" w:cstheme="majorBidi"/>
+                <w:rFonts w:cstheme="majorBidi"/>
                 <w:lang w:val="fi-FI"/>
               </w:rPr>
             </w:pPr>
@@ -1627,7 +1627,7 @@
               <w:ind w:left="0"/>
               <w:jc w:val="both"/>
               <w:rPr>
-                <w:rFonts w:asciiTheme="majorBidi" w:hAnsiTheme="majorBidi" w:cstheme="majorBidi"/>
+                <w:rFonts w:cstheme="majorBidi"/>
                 <w:lang w:val="fi-FI"/>
               </w:rPr>
             </w:pPr>
@@ -1650,7 +1650,7 @@
               <w:ind w:left="0"/>
               <w:jc w:val="both"/>
               <w:rPr>
-                <w:rFonts w:asciiTheme="majorBidi" w:hAnsiTheme="majorBidi" w:cstheme="majorBidi"/>
+                <w:rFonts w:cstheme="majorBidi"/>
                 <w:lang w:val="fi-FI"/>
               </w:rPr>
             </w:pPr>
@@ -1672,7 +1672,7 @@
               <w:ind w:left="0"/>
               <w:jc w:val="both"/>
               <w:rPr>
-                <w:rFonts w:asciiTheme="majorBidi" w:hAnsiTheme="majorBidi" w:cstheme="majorBidi"/>
+                <w:rFonts w:cstheme="majorBidi"/>
                 <w:lang w:val="fi-FI"/>
               </w:rPr>
             </w:pPr>
@@ -1692,7 +1692,7 @@
               <w:ind w:left="0"/>
               <w:jc w:val="center"/>
               <w:rPr>
-                <w:rFonts w:asciiTheme="majorBidi" w:hAnsiTheme="majorBidi" w:cstheme="majorBidi"/>
+                <w:rFonts w:cstheme="majorBidi"/>
                 <w:b/>
                 <w:bCs/>
                 <w:lang w:val="fi-FI"/>
@@ -1700,7 +1700,7 @@
             </w:pPr>
             <w:r>
               <w:rPr>
-                <w:rFonts w:asciiTheme="majorBidi" w:hAnsiTheme="majorBidi" w:cstheme="majorBidi"/>
+                <w:rFonts w:cstheme="majorBidi"/>
                 <w:b/>
                 <w:bCs/>
                 <w:lang w:val="fi-FI"/>
@@ -1726,12 +1726,12 @@
               <w:ind w:left="0"/>
               <w:jc w:val="both"/>
               <w:rPr>
-                <w:rFonts w:asciiTheme="majorBidi" w:hAnsiTheme="majorBidi" w:cstheme="majorBidi"/>
-              </w:rPr>
-            </w:pPr>
-            <w:r>
-              <w:rPr>
-                <w:rFonts w:asciiTheme="majorBidi" w:hAnsiTheme="majorBidi" w:cstheme="majorBidi"/>
+                <w:rFonts w:cstheme="majorBidi"/>
+              </w:rPr>
+            </w:pPr>
+            <w:r>
+              <w:rPr>
+                <w:rFonts w:cstheme="majorBidi"/>
                 <w:b/>
                 <w:bCs/>
               </w:rPr>
@@ -1741,7 +1741,7 @@
             <w:proofErr w:type="gramStart"/>
             <w:r>
               <w:rPr>
-                <w:rFonts w:asciiTheme="majorBidi" w:hAnsiTheme="majorBidi" w:cstheme="majorBidi"/>
+                <w:rFonts w:cstheme="majorBidi"/>
                 <w:b/>
                 <w:bCs/>
               </w:rPr>
@@ -1750,7 +1750,7 @@
             <w:proofErr w:type="gramEnd"/>
             <w:r>
               <w:rPr>
-                <w:rFonts w:asciiTheme="majorBidi" w:hAnsiTheme="majorBidi" w:cstheme="majorBidi"/>
+                <w:rFonts w:cstheme="majorBidi"/>
                 <w:b/>
                 <w:bCs/>
               </w:rPr>
@@ -1758,7 +1758,7 @@
             </w:r>
             <w:r>
               <w:rPr>
-                <w:rFonts w:asciiTheme="majorBidi" w:hAnsiTheme="majorBidi" w:cstheme="majorBidi"/>
+                <w:rFonts w:cstheme="majorBidi"/>
               </w:rPr>
               <w:t>Realisasi volume RO kegiatan Statistik Kependudukan dan Ketenagakerjaan</w:t>
             </w:r>
@@ -1787,12 +1787,12 @@
                     <w:ind w:left="0"/>
                     <w:jc w:val="center"/>
                     <w:rPr>
-                      <w:rFonts w:asciiTheme="majorBidi" w:hAnsiTheme="majorBidi" w:cstheme="majorBidi"/>
+                      <w:rFonts w:cstheme="majorBidi"/>
                     </w:rPr>
                   </w:pPr>
                   <w:r>
                     <w:rPr>
-                      <w:rFonts w:asciiTheme="majorBidi" w:hAnsiTheme="majorBidi" w:cstheme="majorBidi"/>
+                      <w:rFonts w:cstheme="majorBidi"/>
                     </w:rPr>
                     <w:t>Rincian Output</w:t>
                   </w:r>
@@ -1810,12 +1810,12 @@
                     <w:ind w:left="0"/>
                     <w:jc w:val="center"/>
                     <w:rPr>
-                      <w:rFonts w:asciiTheme="majorBidi" w:hAnsiTheme="majorBidi" w:cstheme="majorBidi"/>
+                      <w:rFonts w:cstheme="majorBidi"/>
                     </w:rPr>
                   </w:pPr>
                   <w:r>
                     <w:rPr>
-                      <w:rFonts w:asciiTheme="majorBidi" w:hAnsiTheme="majorBidi" w:cstheme="majorBidi"/>
+                      <w:rFonts w:cstheme="majorBidi"/>
                     </w:rPr>
                     <w:t>Realisasi Volume RO</w:t>
                   </w:r>
@@ -1833,12 +1833,12 @@
                     <w:ind w:left="0"/>
                     <w:jc w:val="center"/>
                     <w:rPr>
-                      <w:rFonts w:asciiTheme="majorBidi" w:hAnsiTheme="majorBidi" w:cstheme="majorBidi"/>
+                      <w:rFonts w:cstheme="majorBidi"/>
                     </w:rPr>
                   </w:pPr>
                   <w:r>
                     <w:rPr>
-                      <w:rFonts w:asciiTheme="majorBidi" w:hAnsiTheme="majorBidi" w:cstheme="majorBidi"/>
+                      <w:rFonts w:cstheme="majorBidi"/>
                     </w:rPr>
                     <w:t>Progres Pelaksanaan Kegiatan (Persen)</w:t>
                   </w:r>
@@ -1857,33 +1857,9 @@
                     <w:spacing w:line="276" w:lineRule="auto"/>
                     <w:ind w:left="0"/>
                     <w:rPr>
-                      <w:rFonts w:asciiTheme="majorBidi" w:hAnsiTheme="majorBidi" w:cstheme="majorBidi"/>
+                      <w:rFonts w:cstheme="majorBidi"/>
                     </w:rPr>
                   </w:pPr>
-                  <w:r>
-                    <w:rPr>
-                      <w:rFonts w:asciiTheme="majorBidi" w:hAnsiTheme="majorBidi" w:cstheme="majorBidi"/>
-                    </w:rPr>
-                    <w:t>$</w:t>
-                  </w:r>
-                  <w:r>
-                    <w:rPr>
-                      <w:rFonts w:asciiTheme="majorBidi" w:hAnsiTheme="majorBidi" w:cstheme="majorBidi"/>
-                    </w:rPr>
-                    <w:t>{</w:t>
-                  </w:r>
-                  <w:r>
-                    <w:rPr>
-                      <w:rFonts w:asciiTheme="majorBidi" w:hAnsiTheme="majorBidi" w:cstheme="majorBidi"/>
-                    </w:rPr>
-                    <w:t>nama_output</w:t>
-                  </w:r>
-                  <w:r>
-                    <w:rPr>
-                      <w:rFonts w:asciiTheme="majorBidi" w:hAnsiTheme="majorBidi" w:cstheme="majorBidi"/>
-                    </w:rPr>
-                    <w:t>}</w:t>
-                  </w:r>
                 </w:p>
               </w:tc>
               <w:tc>
@@ -1898,33 +1874,9 @@
                     <w:ind w:left="0"/>
                     <w:jc w:val="center"/>
                     <w:rPr>
-                      <w:rFonts w:asciiTheme="majorBidi" w:hAnsiTheme="majorBidi" w:cstheme="majorBidi"/>
+                      <w:rFonts w:cstheme="majorBidi"/>
                     </w:rPr>
                   </w:pPr>
-                  <w:r>
-                    <w:rPr>
-                      <w:rFonts w:asciiTheme="majorBidi" w:hAnsiTheme="majorBidi" w:cstheme="majorBidi"/>
-                    </w:rPr>
-                    <w:t>$</w:t>
-                  </w:r>
-                  <w:r>
-                    <w:rPr>
-                      <w:rFonts w:asciiTheme="majorBidi" w:hAnsiTheme="majorBidi" w:cstheme="majorBidi"/>
-                    </w:rPr>
-                    <w:t>{</w:t>
-                  </w:r>
-                  <w:r>
-                    <w:rPr>
-                      <w:rFonts w:asciiTheme="majorBidi" w:hAnsiTheme="majorBidi" w:cstheme="majorBidi"/>
-                    </w:rPr>
-                    <w:t>output_volume</w:t>
-                  </w:r>
-                  <w:r>
-                    <w:rPr>
-                      <w:rFonts w:asciiTheme="majorBidi" w:hAnsiTheme="majorBidi" w:cstheme="majorBidi"/>
-                    </w:rPr>
-                    <w:t>}</w:t>
-                  </w:r>
                 </w:p>
               </w:tc>
               <w:tc>
@@ -1939,33 +1891,9 @@
                     <w:ind w:left="0"/>
                     <w:jc w:val="center"/>
                     <w:rPr>
-                      <w:rFonts w:asciiTheme="majorBidi" w:hAnsiTheme="majorBidi" w:cstheme="majorBidi"/>
+                      <w:rFonts w:cstheme="majorBidi"/>
                     </w:rPr>
                   </w:pPr>
-                  <w:r>
-                    <w:rPr>
-                      <w:rFonts w:asciiTheme="majorBidi" w:hAnsiTheme="majorBidi" w:cstheme="majorBidi"/>
-                    </w:rPr>
-                    <w:t>$</w:t>
-                  </w:r>
-                  <w:r>
-                    <w:rPr>
-                      <w:rFonts w:asciiTheme="majorBidi" w:hAnsiTheme="majorBidi" w:cstheme="majorBidi"/>
-                    </w:rPr>
-                    <w:t>{</w:t>
-                  </w:r>
-                  <w:r>
-                    <w:rPr>
-                      <w:rFonts w:asciiTheme="majorBidi" w:hAnsiTheme="majorBidi" w:cstheme="majorBidi"/>
-                    </w:rPr>
-                    <w:t>output_progres</w:t>
-                  </w:r>
-                  <w:r>
-                    <w:rPr>
-                      <w:rFonts w:asciiTheme="majorBidi" w:hAnsiTheme="majorBidi" w:cstheme="majorBidi"/>
-                    </w:rPr>
-                    <w:t>}</w:t>
-                  </w:r>
                 </w:p>
               </w:tc>
             </w:tr>
@@ -1977,7 +1905,7 @@
               <w:ind w:left="0"/>
               <w:jc w:val="both"/>
               <w:rPr>
-                <w:rFonts w:asciiTheme="majorBidi" w:hAnsiTheme="majorBidi" w:cstheme="majorBidi"/>
+                <w:rFonts w:cstheme="majorBidi"/>
               </w:rPr>
             </w:pPr>
           </w:p>
@@ -1988,14 +1916,14 @@
               <w:ind w:left="0"/>
               <w:jc w:val="both"/>
               <w:rPr>
-                <w:rFonts w:asciiTheme="majorBidi" w:hAnsiTheme="majorBidi" w:cstheme="majorBidi"/>
+                <w:rFonts w:cstheme="majorBidi"/>
                 <w:b/>
                 <w:bCs/>
               </w:rPr>
             </w:pPr>
             <w:r>
               <w:rPr>
-                <w:rFonts w:asciiTheme="majorBidi" w:hAnsiTheme="majorBidi" w:cstheme="majorBidi"/>
+                <w:rFonts w:cstheme="majorBidi"/>
                 <w:b/>
                 <w:bCs/>
               </w:rPr>
@@ -2012,7 +1940,7 @@
               <w:spacing w:line="276" w:lineRule="auto"/>
               <w:jc w:val="both"/>
               <w:rPr>
-                <w:rFonts w:asciiTheme="majorBidi" w:hAnsiTheme="majorBidi" w:cstheme="majorBidi"/>
+                <w:rFonts w:cstheme="majorBidi"/>
                 <w:b/>
                 <w:bCs/>
                 <w:lang w:val="fi-FI"/>
@@ -2020,28 +1948,28 @@
             </w:pPr>
             <w:r>
               <w:rPr>
-                <w:rFonts w:asciiTheme="majorBidi" w:hAnsiTheme="majorBidi" w:cstheme="majorBidi"/>
+                <w:rFonts w:cstheme="majorBidi"/>
                 <w:lang w:val="fi-FI"/>
               </w:rPr>
               <w:t>$</w:t>
             </w:r>
             <w:r>
               <w:rPr>
-                <w:rFonts w:asciiTheme="majorBidi" w:hAnsiTheme="majorBidi" w:cstheme="majorBidi"/>
+                <w:rFonts w:cstheme="majorBidi"/>
                 <w:lang w:val="fi-FI"/>
               </w:rPr>
               <w:t>{</w:t>
             </w:r>
             <w:r>
               <w:rPr>
-                <w:rFonts w:asciiTheme="majorBidi" w:hAnsiTheme="majorBidi" w:cstheme="majorBidi"/>
+                <w:rFonts w:cstheme="majorBidi"/>
                 <w:lang w:val="fi-FI"/>
               </w:rPr>
               <w:t>kendala</w:t>
             </w:r>
             <w:r>
               <w:rPr>
-                <w:rFonts w:asciiTheme="majorBidi" w:hAnsiTheme="majorBidi" w:cstheme="majorBidi"/>
+                <w:rFonts w:cstheme="majorBidi"/>
                 <w:lang w:val="fi-FI"/>
               </w:rPr>
               <w:t>}</w:t>
@@ -2052,7 +1980,7 @@
               <w:spacing w:line="276" w:lineRule="auto"/>
               <w:jc w:val="both"/>
               <w:rPr>
-                <w:rFonts w:asciiTheme="majorBidi" w:hAnsiTheme="majorBidi" w:cstheme="majorBidi"/>
+                <w:rFonts w:cstheme="majorBidi"/>
                 <w:b/>
                 <w:bCs/>
                 <w:lang w:val="fi-FI"/>
@@ -2064,7 +1992,7 @@
               <w:spacing w:line="276" w:lineRule="auto"/>
               <w:jc w:val="both"/>
               <w:rPr>
-                <w:rFonts w:asciiTheme="majorBidi" w:hAnsiTheme="majorBidi" w:cstheme="majorBidi"/>
+                <w:rFonts w:cstheme="majorBidi"/>
                 <w:b/>
                 <w:bCs/>
                 <w:lang w:val="fi-FI"/>
@@ -2072,7 +2000,7 @@
             </w:pPr>
             <w:r>
               <w:rPr>
-                <w:rFonts w:asciiTheme="majorBidi" w:hAnsiTheme="majorBidi" w:cstheme="majorBidi"/>
+                <w:rFonts w:cstheme="majorBidi"/>
                 <w:b/>
                 <w:bCs/>
                 <w:lang w:val="fi-FI"/>
@@ -2090,34 +2018,34 @@
               <w:spacing w:line="276" w:lineRule="auto"/>
               <w:jc w:val="both"/>
               <w:rPr>
-                <w:rFonts w:asciiTheme="majorBidi" w:hAnsiTheme="majorBidi" w:cstheme="majorBidi"/>
-                <w:lang w:val="fi-FI"/>
-              </w:rPr>
-            </w:pPr>
-            <w:r>
-              <w:rPr>
-                <w:rFonts w:asciiTheme="majorBidi" w:hAnsiTheme="majorBidi" w:cstheme="majorBidi"/>
+                <w:rFonts w:cstheme="majorBidi"/>
+                <w:lang w:val="fi-FI"/>
+              </w:rPr>
+            </w:pPr>
+            <w:r>
+              <w:rPr>
+                <w:rFonts w:cstheme="majorBidi"/>
                 <w:lang w:val="fi-FI"/>
               </w:rPr>
               <w:t>$</w:t>
             </w:r>
             <w:r>
               <w:rPr>
-                <w:rFonts w:asciiTheme="majorBidi" w:hAnsiTheme="majorBidi" w:cstheme="majorBidi"/>
+                <w:rFonts w:cstheme="majorBidi"/>
                 <w:lang w:val="fi-FI"/>
               </w:rPr>
               <w:t>{</w:t>
             </w:r>
             <w:r>
               <w:rPr>
-                <w:rFonts w:asciiTheme="majorBidi" w:hAnsiTheme="majorBidi" w:cstheme="majorBidi"/>
+                <w:rFonts w:cstheme="majorBidi"/>
                 <w:lang w:val="fi-FI"/>
               </w:rPr>
               <w:t>solusi</w:t>
             </w:r>
             <w:r>
               <w:rPr>
-                <w:rFonts w:asciiTheme="majorBidi" w:hAnsiTheme="majorBidi" w:cstheme="majorBidi"/>
+                <w:rFonts w:cstheme="majorBidi"/>
                 <w:lang w:val="fi-FI"/>
               </w:rPr>
               <w:t>}</w:t>
@@ -2128,7 +2056,7 @@
               <w:spacing w:line="276" w:lineRule="auto"/>
               <w:jc w:val="both"/>
               <w:rPr>
-                <w:rFonts w:asciiTheme="majorBidi" w:hAnsiTheme="majorBidi" w:cstheme="majorBidi"/>
+                <w:rFonts w:cstheme="majorBidi"/>
                 <w:lang w:val="fi-FI"/>
               </w:rPr>
             </w:pPr>
@@ -2148,7 +2076,7 @@
               <w:ind w:left="0"/>
               <w:jc w:val="both"/>
               <w:rPr>
-                <w:rFonts w:asciiTheme="majorBidi" w:hAnsiTheme="majorBidi" w:cstheme="majorBidi"/>
+                <w:rFonts w:cstheme="majorBidi"/>
                 <w:b/>
                 <w:bCs/>
                 <w:lang w:val="fi-FI"/>
@@ -2156,7 +2084,7 @@
             </w:pPr>
             <w:r>
               <w:rPr>
-                <w:rFonts w:asciiTheme="majorBidi" w:hAnsiTheme="majorBidi" w:cstheme="majorBidi"/>
+                <w:rFonts w:cstheme="majorBidi"/>
                 <w:b/>
                 <w:bCs/>
                 <w:lang w:val="fi-FI"/>
@@ -2174,20 +2102,20 @@
               <w:spacing w:line="276" w:lineRule="auto"/>
               <w:jc w:val="both"/>
               <w:rPr>
-                <w:rFonts w:asciiTheme="majorBidi" w:hAnsiTheme="majorBidi" w:cstheme="majorBidi"/>
-                <w:lang w:val="fi-FI"/>
-              </w:rPr>
-            </w:pPr>
-            <w:r>
-              <w:rPr>
-                <w:rFonts w:asciiTheme="majorBidi" w:hAnsiTheme="majorBidi" w:cstheme="majorBidi"/>
+                <w:rFonts w:cstheme="majorBidi"/>
+                <w:lang w:val="fi-FI"/>
+              </w:rPr>
+            </w:pPr>
+            <w:r>
+              <w:rPr>
+                <w:rFonts w:cstheme="majorBidi"/>
                 <w:lang w:val="fi-FI"/>
               </w:rPr>
               <w:t>$</w:t>
             </w:r>
             <w:r>
               <w:rPr>
-                <w:rFonts w:asciiTheme="majorBidi" w:hAnsiTheme="majorBidi" w:cstheme="majorBidi"/>
+                <w:rFonts w:cstheme="majorBidi"/>
                 <w:lang w:val="fi-FI"/>
               </w:rPr>
               <w:t>{rencana_tindak_lanjut}</w:t>
@@ -2210,7 +2138,7 @@
               <w:ind w:left="0"/>
               <w:jc w:val="both"/>
               <w:rPr>
-                <w:rFonts w:asciiTheme="majorBidi" w:hAnsiTheme="majorBidi" w:cstheme="majorBidi"/>
+                <w:rFonts w:cstheme="majorBidi"/>
                 <w:b/>
                 <w:bCs/>
                 <w:lang w:val="fi-FI"/>
@@ -2218,7 +2146,7 @@
             </w:pPr>
             <w:r>
               <w:rPr>
-                <w:rFonts w:asciiTheme="majorBidi" w:hAnsiTheme="majorBidi" w:cstheme="majorBidi"/>
+                <w:rFonts w:cstheme="majorBidi"/>
                 <w:b/>
                 <w:bCs/>
                 <w:lang w:val="fi-FI"/>
@@ -2236,13 +2164,13 @@
               <w:spacing w:line="276" w:lineRule="auto"/>
               <w:jc w:val="both"/>
               <w:rPr>
-                <w:rFonts w:asciiTheme="majorBidi" w:hAnsiTheme="majorBidi" w:cstheme="majorBidi"/>
-                <w:lang w:val="fi-FI"/>
-              </w:rPr>
-            </w:pPr>
-            <w:r>
-              <w:rPr>
-                <w:rFonts w:asciiTheme="majorBidi" w:hAnsiTheme="majorBidi" w:cstheme="majorBidi"/>
+                <w:rFonts w:cstheme="majorBidi"/>
+                <w:lang w:val="fi-FI"/>
+              </w:rPr>
+            </w:pPr>
+            <w:r>
+              <w:rPr>
+                <w:rFonts w:cstheme="majorBidi"/>
                 <w:lang w:val="fi-FI"/>
               </w:rPr>
               <w:t>${pic_tindak_lanjut}</w:t>
@@ -2255,7 +2183,7 @@
               <w:ind w:left="0"/>
               <w:jc w:val="both"/>
               <w:rPr>
-                <w:rFonts w:asciiTheme="majorBidi" w:hAnsiTheme="majorBidi" w:cstheme="majorBidi"/>
+                <w:rFonts w:cstheme="majorBidi"/>
                 <w:b/>
                 <w:bCs/>
                 <w:lang w:val="fi-FI"/>
@@ -2263,7 +2191,7 @@
             </w:pPr>
             <w:r>
               <w:rPr>
-                <w:rFonts w:asciiTheme="majorBidi" w:hAnsiTheme="majorBidi" w:cstheme="majorBidi"/>
+                <w:rFonts w:cstheme="majorBidi"/>
                 <w:b/>
                 <w:bCs/>
                 <w:lang w:val="fi-FI"/>
@@ -2278,13 +2206,13 @@
               <w:ind w:left="0"/>
               <w:jc w:val="both"/>
               <w:rPr>
-                <w:rFonts w:asciiTheme="majorBidi" w:hAnsiTheme="majorBidi" w:cstheme="majorBidi"/>
-                <w:lang w:val="fi-FI"/>
-              </w:rPr>
-            </w:pPr>
-            <w:r>
-              <w:rPr>
-                <w:rFonts w:asciiTheme="majorBidi" w:hAnsiTheme="majorBidi" w:cstheme="majorBidi"/>
+                <w:rFonts w:cstheme="majorBidi"/>
+                <w:lang w:val="fi-FI"/>
+              </w:rPr>
+            </w:pPr>
+            <w:r>
+              <w:rPr>
+                <w:rFonts w:cstheme="majorBidi"/>
                 <w:lang w:val="fi-FI"/>
               </w:rPr>
               <w:t>${batas_waktu}</w:t>
@@ -2305,7 +2233,7 @@
               <w:ind w:left="0"/>
               <w:jc w:val="center"/>
               <w:rPr>
-                <w:rFonts w:asciiTheme="majorBidi" w:hAnsiTheme="majorBidi" w:cstheme="majorBidi"/>
+                <w:rFonts w:cstheme="majorBidi"/>
                 <w:b/>
                 <w:bCs/>
                 <w:lang w:val="en-ID"/>
@@ -2313,7 +2241,7 @@
             </w:pPr>
             <w:r>
               <w:rPr>
-                <w:rFonts w:asciiTheme="majorBidi" w:hAnsiTheme="majorBidi" w:cstheme="majorBidi"/>
+                <w:rFonts w:cstheme="majorBidi"/>
                 <w:b/>
                 <w:bCs/>
                 <w:lang w:val="en-ID"/>
@@ -2336,13 +2264,13 @@
               <w:ind w:left="0"/>
               <w:jc w:val="both"/>
               <w:rPr>
-                <w:rFonts w:asciiTheme="majorBidi" w:hAnsiTheme="majorBidi" w:cstheme="majorBidi"/>
+                <w:rFonts w:cstheme="majorBidi"/>
                 <w:lang w:val="en-ID"/>
               </w:rPr>
             </w:pPr>
             <w:r>
               <w:rPr>
-                <w:rFonts w:asciiTheme="majorBidi" w:hAnsiTheme="majorBidi" w:cstheme="majorBidi"/>
+                <w:rFonts w:cstheme="majorBidi"/>
                 <w:lang w:val="en-ID"/>
               </w:rPr>
               <w:t>Dasar Hitung dan Basis Data Realisasi IKU:</w:t>
@@ -2353,13 +2281,13 @@
               <w:spacing w:line="276" w:lineRule="auto"/>
               <w:jc w:val="both"/>
               <w:rPr>
-                <w:rFonts w:asciiTheme="majorBidi" w:hAnsiTheme="majorBidi" w:cstheme="majorBidi"/>
+                <w:rFonts w:cstheme="majorBidi"/>
                 <w:lang w:val="en-ID"/>
               </w:rPr>
             </w:pPr>
             <w:r>
               <w:rPr>
-                <w:rFonts w:asciiTheme="majorBidi" w:hAnsiTheme="majorBidi" w:cstheme="majorBidi"/>
+                <w:rFonts w:cstheme="majorBidi"/>
                 <w:lang w:val="en-ID"/>
               </w:rPr>
               <w:t>${dasar_hitung}</w:t>
@@ -2370,7 +2298,7 @@
               <w:spacing w:line="276" w:lineRule="auto"/>
               <w:jc w:val="both"/>
               <w:rPr>
-                <w:rFonts w:asciiTheme="majorBidi" w:hAnsiTheme="majorBidi" w:cstheme="majorBidi"/>
+                <w:rFonts w:cstheme="majorBidi"/>
                 <w:lang w:val="en-ID"/>
               </w:rPr>
             </w:pPr>
@@ -2380,90 +2308,90 @@
               <w:spacing w:line="276" w:lineRule="auto"/>
               <w:jc w:val="both"/>
               <w:rPr>
-                <w:rFonts w:asciiTheme="majorBidi" w:hAnsiTheme="majorBidi" w:cstheme="majorBidi"/>
+                <w:rFonts w:cstheme="majorBidi"/>
                 <w:lang w:val="en-ID"/>
               </w:rPr>
             </w:pPr>
             <w:r>
               <w:rPr>
-                <w:rFonts w:asciiTheme="majorBidi" w:hAnsiTheme="majorBidi" w:cstheme="majorBidi"/>
+                <w:rFonts w:cstheme="majorBidi"/>
                 <w:lang w:val="en-ID"/>
               </w:rPr>
               <w:t xml:space="preserve">Target dan realisasi </w:t>
             </w:r>
             <w:r>
               <w:rPr>
-                <w:rFonts w:asciiTheme="majorBidi" w:hAnsiTheme="majorBidi" w:cstheme="majorBidi"/>
+                <w:rFonts w:cstheme="majorBidi"/>
                 <w:lang w:val="en-ID"/>
               </w:rPr>
               <w:t>${indikator_kinerja_tanpa_satuan}</w:t>
             </w:r>
             <w:r>
               <w:rPr>
-                <w:rFonts w:asciiTheme="majorBidi" w:hAnsiTheme="majorBidi" w:cstheme="majorBidi"/>
+                <w:rFonts w:cstheme="majorBidi"/>
                 <w:lang w:val="en-ID"/>
               </w:rPr>
               <w:t xml:space="preserve"> (n=$</w:t>
             </w:r>
             <w:r>
               <w:rPr>
-                <w:rFonts w:asciiTheme="majorBidi" w:hAnsiTheme="majorBidi" w:cstheme="majorBidi"/>
+                <w:rFonts w:cstheme="majorBidi"/>
                 <w:lang w:val="en-ID"/>
               </w:rPr>
               <w:t>{</w:t>
             </w:r>
             <w:r>
               <w:rPr>
-                <w:rFonts w:asciiTheme="majorBidi" w:hAnsiTheme="majorBidi" w:cstheme="majorBidi"/>
+                <w:rFonts w:cstheme="majorBidi"/>
                 <w:lang w:val="en-ID"/>
               </w:rPr>
               <w:t>y</w:t>
             </w:r>
             <w:r>
               <w:rPr>
-                <w:rFonts w:asciiTheme="majorBidi" w:hAnsiTheme="majorBidi" w:cstheme="majorBidi"/>
+                <w:rFonts w:cstheme="majorBidi"/>
                 <w:lang w:val="en-ID"/>
               </w:rPr>
               <w:t>}</w:t>
             </w:r>
             <w:r>
               <w:rPr>
-                <w:rFonts w:asciiTheme="majorBidi" w:hAnsiTheme="majorBidi" w:cstheme="majorBidi"/>
+                <w:rFonts w:cstheme="majorBidi"/>
                 <w:lang w:val="en-ID"/>
               </w:rPr>
               <w:t xml:space="preserve"> </w:t>
             </w:r>
             <w:r>
               <w:rPr>
-                <w:rFonts w:asciiTheme="majorBidi" w:hAnsiTheme="majorBidi" w:cstheme="majorBidi"/>
+                <w:rFonts w:cstheme="majorBidi"/>
                 <w:lang w:val="en-ID"/>
               </w:rPr>
               <w:t>dan N=$</w:t>
             </w:r>
             <w:r>
               <w:rPr>
-                <w:rFonts w:asciiTheme="majorBidi" w:hAnsiTheme="majorBidi" w:cstheme="majorBidi"/>
+                <w:rFonts w:cstheme="majorBidi"/>
                 <w:lang w:val="en-ID"/>
               </w:rPr>
               <w:t>{</w:t>
             </w:r>
             <w:r>
               <w:rPr>
-                <w:rFonts w:asciiTheme="majorBidi" w:hAnsiTheme="majorBidi" w:cstheme="majorBidi"/>
+                <w:rFonts w:cstheme="majorBidi"/>
                 <w:lang w:val="en-ID"/>
               </w:rPr>
               <w:t>y</w:t>
             </w:r>
             <w:r>
               <w:rPr>
-                <w:rFonts w:asciiTheme="majorBidi" w:hAnsiTheme="majorBidi" w:cstheme="majorBidi"/>
+                <w:rFonts w:cstheme="majorBidi"/>
                 <w:lang w:val="en-ID"/>
               </w:rPr>
               <w:t>}</w:t>
             </w:r>
             <w:r>
               <w:rPr>
-                <w:rFonts w:asciiTheme="majorBidi" w:hAnsiTheme="majorBidi" w:cstheme="majorBidi"/>
+                <w:rFonts w:cstheme="majorBidi"/>
                 <w:lang w:val="en-ID"/>
               </w:rPr>
               <w:t>), yaitu:</w:t>
@@ -2479,34 +2407,34 @@
               <w:spacing w:line="276" w:lineRule="auto"/>
               <w:jc w:val="both"/>
               <w:rPr>
-                <w:rFonts w:asciiTheme="majorBidi" w:hAnsiTheme="majorBidi" w:cstheme="majorBidi"/>
+                <w:rFonts w:cstheme="majorBidi"/>
                 <w:lang w:val="en-ID"/>
               </w:rPr>
             </w:pPr>
             <w:r>
               <w:rPr>
-                <w:rFonts w:asciiTheme="majorBidi" w:hAnsiTheme="majorBidi" w:cstheme="majorBidi"/>
+                <w:rFonts w:cstheme="majorBidi"/>
                 <w:lang w:val="en-ID"/>
               </w:rPr>
               <w:t>$</w:t>
             </w:r>
             <w:r>
               <w:rPr>
-                <w:rFonts w:asciiTheme="majorBidi" w:hAnsiTheme="majorBidi" w:cstheme="majorBidi"/>
+                <w:rFonts w:cstheme="majorBidi"/>
                 <w:lang w:val="en-ID"/>
               </w:rPr>
               <w:t>{</w:t>
             </w:r>
             <w:r>
               <w:rPr>
-                <w:rFonts w:asciiTheme="majorBidi" w:hAnsiTheme="majorBidi" w:cstheme="majorBidi"/>
+                <w:rFonts w:cstheme="majorBidi"/>
                 <w:lang w:val="en-ID"/>
               </w:rPr>
               <w:t>daftar_output_master</w:t>
             </w:r>
             <w:r>
               <w:rPr>
-                <w:rFonts w:asciiTheme="majorBidi" w:hAnsiTheme="majorBidi" w:cstheme="majorBidi"/>
+                <w:rFonts w:cstheme="majorBidi"/>
                 <w:lang w:val="en-ID"/>
               </w:rPr>
               <w:t>}</w:t>
@@ -2517,7 +2445,7 @@
               <w:spacing w:line="276" w:lineRule="auto"/>
               <w:jc w:val="both"/>
               <w:rPr>
-                <w:rFonts w:asciiTheme="majorBidi" w:hAnsiTheme="majorBidi" w:cstheme="majorBidi"/>
+                <w:rFonts w:cstheme="majorBidi"/>
                 <w:lang w:val="en-ID"/>
               </w:rPr>
             </w:pPr>
@@ -2527,63 +2455,51 @@
               <w:spacing w:line="276" w:lineRule="auto"/>
               <w:jc w:val="both"/>
               <w:rPr>
-                <w:rFonts w:asciiTheme="majorBidi" w:hAnsiTheme="majorBidi" w:cstheme="majorBidi"/>
-              </w:rPr>
-            </w:pPr>
-            <w:r>
-              <w:rPr>
-                <w:rFonts w:asciiTheme="majorBidi" w:hAnsiTheme="majorBidi" w:cstheme="majorBidi"/>
+                <w:rFonts w:cstheme="majorBidi"/>
+              </w:rPr>
+            </w:pPr>
+            <w:r>
+              <w:rPr>
+                <w:rFonts w:cstheme="majorBidi"/>
               </w:rPr>
               <w:t xml:space="preserve">Untuk Tahun </w:t>
             </w:r>
             <w:r>
               <w:rPr>
-                <w:rFonts w:asciiTheme="majorBidi" w:hAnsiTheme="majorBidi" w:cstheme="majorBidi"/>
+                <w:rFonts w:cstheme="majorBidi"/>
                 <w:color w:val="000000"/>
               </w:rPr>
               <w:t>${tahun}</w:t>
             </w:r>
             <w:r>
               <w:rPr>
-                <w:rFonts w:asciiTheme="majorBidi" w:hAnsiTheme="majorBidi" w:cstheme="majorBidi"/>
+                <w:rFonts w:cstheme="majorBidi"/>
               </w:rPr>
               <w:t>, dengan adanya target sebanyak $</w:t>
             </w:r>
             <w:r>
               <w:rPr>
-                <w:rFonts w:asciiTheme="majorBidi" w:hAnsiTheme="majorBidi" w:cstheme="majorBidi"/>
+                <w:rFonts w:cstheme="majorBidi"/>
               </w:rPr>
               <w:t>{</w:t>
             </w:r>
             <w:r>
               <w:rPr>
-                <w:rFonts w:asciiTheme="majorBidi" w:hAnsiTheme="majorBidi" w:cstheme="majorBidi"/>
+                <w:rFonts w:cstheme="majorBidi"/>
               </w:rPr>
               <w:t>y</w:t>
             </w:r>
             <w:r>
               <w:rPr>
-                <w:rFonts w:asciiTheme="majorBidi" w:hAnsiTheme="majorBidi" w:cstheme="majorBidi"/>
+                <w:rFonts w:cstheme="majorBidi"/>
               </w:rPr>
               <w:t>}</w:t>
             </w:r>
             <w:r>
               <w:rPr>
-                <w:rFonts w:asciiTheme="majorBidi" w:hAnsiTheme="majorBidi" w:cstheme="majorBidi"/>
-              </w:rPr>
-              <w:t xml:space="preserve"> </w:t>
-            </w:r>
-            <w:r>
-              <w:rPr>
-                <w:rFonts w:asciiTheme="majorBidi" w:hAnsiTheme="majorBidi" w:cstheme="majorBidi"/>
-              </w:rPr>
-              <w:t>publikasi/laporan yang berkualitas</w:t>
-            </w:r>
-            <w:r>
-              <w:rPr>
-                <w:rFonts w:asciiTheme="majorBidi" w:hAnsiTheme="majorBidi" w:cstheme="majorBidi"/>
-              </w:rPr>
-              <w:t>, maka disusun target per triwulan adalah sebagai berikut:</w:t>
+                <w:rFonts w:cstheme="majorBidi"/>
+              </w:rPr>
+              <w:t xml:space="preserve"> publikasi/laporan yang berkualitas, maka disusun target per triwulan adalah sebagai berikut:</w:t>
             </w:r>
           </w:p>
           <w:tbl>
@@ -2593,11 +2509,11 @@
               <w:tblLook w:val="04A0" w:firstRow="1" w:lastRow="0" w:firstColumn="1" w:lastColumn="0" w:noHBand="0" w:noVBand="1"/>
             </w:tblPr>
             <w:tblGrid>
-              <w:gridCol w:w="1918"/>
-              <w:gridCol w:w="1695"/>
-              <w:gridCol w:w="1695"/>
-              <w:gridCol w:w="1695"/>
-              <w:gridCol w:w="1695"/>
+              <w:gridCol w:w="2036"/>
+              <w:gridCol w:w="1661"/>
+              <w:gridCol w:w="1667"/>
+              <w:gridCol w:w="1667"/>
+              <w:gridCol w:w="1667"/>
             </w:tblGrid>
             <w:tr>
               <w:tc>
@@ -2609,13 +2525,13 @@
                     <w:spacing w:line="276" w:lineRule="auto"/>
                     <w:jc w:val="both"/>
                     <w:rPr>
-                      <w:rFonts w:asciiTheme="majorBidi" w:hAnsiTheme="majorBidi" w:cstheme="majorBidi"/>
+                      <w:rFonts w:cstheme="majorBidi"/>
                       <w:lang w:val="en-ID"/>
                     </w:rPr>
                   </w:pPr>
                   <w:r>
                     <w:rPr>
-                      <w:rFonts w:asciiTheme="majorBidi" w:hAnsiTheme="majorBidi" w:cstheme="majorBidi"/>
+                      <w:rFonts w:cstheme="majorBidi"/>
                       <w:lang w:val="en-ID"/>
                     </w:rPr>
                     <w:t>Keterangan</w:t>
@@ -2632,13 +2548,13 @@
                     <w:spacing w:line="276" w:lineRule="auto"/>
                     <w:jc w:val="center"/>
                     <w:rPr>
-                      <w:rFonts w:asciiTheme="majorBidi" w:hAnsiTheme="majorBidi" w:cstheme="majorBidi"/>
+                      <w:rFonts w:cstheme="majorBidi"/>
                       <w:lang w:val="en-ID"/>
                     </w:rPr>
                   </w:pPr>
                   <w:r>
                     <w:rPr>
-                      <w:rFonts w:asciiTheme="majorBidi" w:hAnsiTheme="majorBidi" w:cstheme="majorBidi"/>
+                      <w:rFonts w:cstheme="majorBidi"/>
                       <w:lang w:val="en-ID"/>
                     </w:rPr>
                     <w:t>Triwulan I</w:t>
@@ -2655,13 +2571,13 @@
                     <w:spacing w:line="276" w:lineRule="auto"/>
                     <w:jc w:val="center"/>
                     <w:rPr>
-                      <w:rFonts w:asciiTheme="majorBidi" w:hAnsiTheme="majorBidi" w:cstheme="majorBidi"/>
+                      <w:rFonts w:cstheme="majorBidi"/>
                       <w:lang w:val="en-ID"/>
                     </w:rPr>
                   </w:pPr>
                   <w:r>
                     <w:rPr>
-                      <w:rFonts w:asciiTheme="majorBidi" w:hAnsiTheme="majorBidi" w:cstheme="majorBidi"/>
+                      <w:rFonts w:cstheme="majorBidi"/>
                       <w:lang w:val="en-ID"/>
                     </w:rPr>
                     <w:t>Triwulan II</w:t>
@@ -2678,13 +2594,13 @@
                     <w:spacing w:line="276" w:lineRule="auto"/>
                     <w:jc w:val="center"/>
                     <w:rPr>
-                      <w:rFonts w:asciiTheme="majorBidi" w:hAnsiTheme="majorBidi" w:cstheme="majorBidi"/>
+                      <w:rFonts w:cstheme="majorBidi"/>
                       <w:lang w:val="en-ID"/>
                     </w:rPr>
                   </w:pPr>
                   <w:r>
                     <w:rPr>
-                      <w:rFonts w:asciiTheme="majorBidi" w:hAnsiTheme="majorBidi" w:cstheme="majorBidi"/>
+                      <w:rFonts w:cstheme="majorBidi"/>
                       <w:lang w:val="en-ID"/>
                     </w:rPr>
                     <w:t>Triwulan III</w:t>
@@ -2701,13 +2617,13 @@
                     <w:spacing w:line="276" w:lineRule="auto"/>
                     <w:jc w:val="center"/>
                     <w:rPr>
-                      <w:rFonts w:asciiTheme="majorBidi" w:hAnsiTheme="majorBidi" w:cstheme="majorBidi"/>
+                      <w:rFonts w:cstheme="majorBidi"/>
                       <w:lang w:val="en-ID"/>
                     </w:rPr>
                   </w:pPr>
                   <w:r>
                     <w:rPr>
-                      <w:rFonts w:asciiTheme="majorBidi" w:hAnsiTheme="majorBidi" w:cstheme="majorBidi"/>
+                      <w:rFonts w:cstheme="majorBidi"/>
                       <w:lang w:val="en-ID"/>
                     </w:rPr>
                     <w:t>Triwulan IV</w:t>
@@ -2725,13 +2641,13 @@
                     <w:spacing w:line="276" w:lineRule="auto"/>
                     <w:jc w:val="both"/>
                     <w:rPr>
-                      <w:rFonts w:asciiTheme="majorBidi" w:hAnsiTheme="majorBidi" w:cstheme="majorBidi"/>
+                      <w:rFonts w:cstheme="majorBidi"/>
                       <w:lang w:val="en-ID"/>
                     </w:rPr>
                   </w:pPr>
                   <w:r>
                     <w:rPr>
-                      <w:rFonts w:asciiTheme="majorBidi" w:hAnsiTheme="majorBidi" w:cstheme="majorBidi"/>
+                      <w:rFonts w:cstheme="majorBidi"/>
                       <w:lang w:val="en-ID"/>
                     </w:rPr>
                     <w:t>Jumlah Target Publikasi/Laporan yang Berkualitas</w:t>
@@ -2748,13 +2664,13 @@
                     <w:spacing w:line="276" w:lineRule="auto"/>
                     <w:jc w:val="center"/>
                     <w:rPr>
-                      <w:rFonts w:asciiTheme="majorBidi" w:hAnsiTheme="majorBidi" w:cstheme="majorBidi"/>
+                      <w:rFonts w:cstheme="majorBidi"/>
                       <w:lang w:val="en-ID"/>
                     </w:rPr>
                   </w:pPr>
                   <w:r>
                     <w:rPr>
-                      <w:rFonts w:asciiTheme="majorBidi" w:hAnsiTheme="majorBidi" w:cstheme="majorBidi"/>
+                      <w:rFonts w:cstheme="majorBidi"/>
                       <w:lang w:val="en-ID"/>
                     </w:rPr>
                     <w:t>${target_x_tw1}</w:t>
@@ -2771,13 +2687,13 @@
                     <w:spacing w:line="276" w:lineRule="auto"/>
                     <w:jc w:val="center"/>
                     <w:rPr>
-                      <w:rFonts w:asciiTheme="majorBidi" w:hAnsiTheme="majorBidi" w:cstheme="majorBidi"/>
+                      <w:rFonts w:cstheme="majorBidi"/>
                       <w:lang w:val="en-ID"/>
                     </w:rPr>
                   </w:pPr>
                   <w:r>
                     <w:rPr>
-                      <w:rFonts w:asciiTheme="majorBidi" w:hAnsiTheme="majorBidi" w:cstheme="majorBidi"/>
+                      <w:rFonts w:cstheme="majorBidi"/>
                       <w:lang w:val="en-ID"/>
                     </w:rPr>
                     <w:t>${target_x_tw2}</w:t>
@@ -2794,13 +2710,13 @@
                     <w:spacing w:line="276" w:lineRule="auto"/>
                     <w:jc w:val="center"/>
                     <w:rPr>
-                      <w:rFonts w:asciiTheme="majorBidi" w:hAnsiTheme="majorBidi" w:cstheme="majorBidi"/>
+                      <w:rFonts w:cstheme="majorBidi"/>
                       <w:lang w:val="en-ID"/>
                     </w:rPr>
                   </w:pPr>
                   <w:r>
                     <w:rPr>
-                      <w:rFonts w:asciiTheme="majorBidi" w:hAnsiTheme="majorBidi" w:cstheme="majorBidi"/>
+                      <w:rFonts w:cstheme="majorBidi"/>
                       <w:lang w:val="en-ID"/>
                     </w:rPr>
                     <w:t>${target_x_tw3}</w:t>
@@ -2817,13 +2733,13 @@
                     <w:spacing w:line="276" w:lineRule="auto"/>
                     <w:jc w:val="center"/>
                     <w:rPr>
-                      <w:rFonts w:asciiTheme="majorBidi" w:hAnsiTheme="majorBidi" w:cstheme="majorBidi"/>
+                      <w:rFonts w:cstheme="majorBidi"/>
                       <w:lang w:val="en-ID"/>
                     </w:rPr>
                   </w:pPr>
                   <w:r>
                     <w:rPr>
-                      <w:rFonts w:asciiTheme="majorBidi" w:hAnsiTheme="majorBidi" w:cstheme="majorBidi"/>
+                      <w:rFonts w:cstheme="majorBidi"/>
                       <w:lang w:val="en-ID"/>
                     </w:rPr>
                     <w:t>${target_x_tw4}</w:t>
@@ -2841,13 +2757,13 @@
                     <w:spacing w:line="276" w:lineRule="auto"/>
                     <w:jc w:val="both"/>
                     <w:rPr>
-                      <w:rFonts w:asciiTheme="majorBidi" w:hAnsiTheme="majorBidi" w:cstheme="majorBidi"/>
+                      <w:rFonts w:cstheme="majorBidi"/>
                       <w:lang w:val="en-ID"/>
                     </w:rPr>
                   </w:pPr>
                   <w:r>
                     <w:rPr>
-                      <w:rFonts w:asciiTheme="majorBidi" w:hAnsiTheme="majorBidi" w:cstheme="majorBidi"/>
+                      <w:rFonts w:cstheme="majorBidi"/>
                       <w:lang w:val="en-ID"/>
                     </w:rPr>
                     <w:t>Persentase Target Publikasi/Laporan yang Berkualitas</w:t>
@@ -2864,13 +2780,13 @@
                     <w:spacing w:line="276" w:lineRule="auto"/>
                     <w:jc w:val="center"/>
                     <w:rPr>
-                      <w:rFonts w:asciiTheme="majorBidi" w:hAnsiTheme="majorBidi" w:cstheme="majorBidi"/>
+                      <w:rFonts w:cstheme="majorBidi"/>
                       <w:lang w:val="en-ID"/>
                     </w:rPr>
                   </w:pPr>
                   <w:r>
                     <w:rPr>
-                      <w:rFonts w:asciiTheme="majorBidi" w:hAnsiTheme="majorBidi" w:cstheme="majorBidi"/>
+                      <w:rFonts w:cstheme="majorBidi"/>
                       <w:lang w:val="en-ID"/>
                     </w:rPr>
                     <w:t>${target_y_tw1}</w:t>
@@ -2887,13 +2803,13 @@
                     <w:spacing w:line="276" w:lineRule="auto"/>
                     <w:jc w:val="center"/>
                     <w:rPr>
-                      <w:rFonts w:asciiTheme="majorBidi" w:hAnsiTheme="majorBidi" w:cstheme="majorBidi"/>
+                      <w:rFonts w:cstheme="majorBidi"/>
                       <w:lang w:val="en-ID"/>
                     </w:rPr>
                   </w:pPr>
                   <w:r>
                     <w:rPr>
-                      <w:rFonts w:asciiTheme="majorBidi" w:hAnsiTheme="majorBidi" w:cstheme="majorBidi"/>
+                      <w:rFonts w:cstheme="majorBidi"/>
                       <w:lang w:val="en-ID"/>
                     </w:rPr>
                     <w:t>${target_y_tw2}</w:t>
@@ -2910,13 +2826,13 @@
                     <w:spacing w:line="276" w:lineRule="auto"/>
                     <w:jc w:val="center"/>
                     <w:rPr>
-                      <w:rFonts w:asciiTheme="majorBidi" w:hAnsiTheme="majorBidi" w:cstheme="majorBidi"/>
+                      <w:rFonts w:cstheme="majorBidi"/>
                       <w:lang w:val="en-ID"/>
                     </w:rPr>
                   </w:pPr>
                   <w:r>
                     <w:rPr>
-                      <w:rFonts w:asciiTheme="majorBidi" w:hAnsiTheme="majorBidi" w:cstheme="majorBidi"/>
+                      <w:rFonts w:cstheme="majorBidi"/>
                       <w:lang w:val="en-ID"/>
                     </w:rPr>
                     <w:t>${target_y_tw3}</w:t>
@@ -2933,13 +2849,13 @@
                     <w:spacing w:line="276" w:lineRule="auto"/>
                     <w:jc w:val="center"/>
                     <w:rPr>
-                      <w:rFonts w:asciiTheme="majorBidi" w:hAnsiTheme="majorBidi" w:cstheme="majorBidi"/>
+                      <w:rFonts w:cstheme="majorBidi"/>
                       <w:lang w:val="en-ID"/>
                     </w:rPr>
                   </w:pPr>
                   <w:r>
                     <w:rPr>
-                      <w:rFonts w:asciiTheme="majorBidi" w:hAnsiTheme="majorBidi" w:cstheme="majorBidi"/>
+                      <w:rFonts w:cstheme="majorBidi"/>
                       <w:lang w:val="en-ID"/>
                     </w:rPr>
                     <w:t>${target_y_tw4}</w:t>
@@ -2953,7 +2869,7 @@
               <w:spacing w:line="276" w:lineRule="auto"/>
               <w:jc w:val="both"/>
               <w:rPr>
-                <w:rFonts w:asciiTheme="majorBidi" w:hAnsiTheme="majorBidi" w:cstheme="majorBidi"/>
+                <w:rFonts w:cstheme="majorBidi"/>
                 <w:lang w:val="en-ID"/>
               </w:rPr>
             </w:pPr>
@@ -2963,13 +2879,13 @@
               <w:spacing w:line="276" w:lineRule="auto"/>
               <w:jc w:val="both"/>
               <w:rPr>
-                <w:rFonts w:asciiTheme="majorBidi" w:hAnsiTheme="majorBidi" w:cstheme="majorBidi"/>
+                <w:rFonts w:cstheme="majorBidi"/>
                 <w:lang w:val="en-ID"/>
               </w:rPr>
             </w:pPr>
             <w:r>
               <w:rPr>
-                <w:rFonts w:asciiTheme="majorBidi" w:hAnsiTheme="majorBidi" w:cstheme="majorBidi"/>
+                <w:rFonts w:cstheme="majorBidi"/>
                 <w:b/>
                 <w:bCs/>
                 <w:lang w:val="en-ID"/>
@@ -2982,7 +2898,7 @@
               <w:spacing w:line="276" w:lineRule="auto"/>
               <w:jc w:val="both"/>
               <w:rPr>
-                <w:rFonts w:asciiTheme="majorBidi" w:hAnsiTheme="majorBidi" w:cstheme="majorBidi"/>
+                <w:rFonts w:cstheme="majorBidi"/>
                 <w:lang w:val="en-ID"/>
               </w:rPr>
             </w:pPr>
@@ -2992,7 +2908,7 @@
               <w:spacing w:line="276" w:lineRule="auto"/>
               <w:jc w:val="both"/>
               <w:rPr>
-                <w:rFonts w:asciiTheme="majorBidi" w:hAnsiTheme="majorBidi" w:cstheme="majorBidi"/>
+                <w:rFonts w:cstheme="majorBidi"/>
                 <w:b/>
                 <w:bCs/>
                 <w:lang w:val="en-ID"/>
@@ -3000,7 +2916,7 @@
             </w:pPr>
             <w:r>
               <w:rPr>
-                <w:rFonts w:asciiTheme="majorBidi" w:hAnsiTheme="majorBidi" w:cstheme="majorBidi"/>
+                <w:rFonts w:cstheme="majorBidi"/>
                 <w:b/>
                 <w:bCs/>
                 <w:lang w:val="en-ID"/>
@@ -3013,7 +2929,7 @@
               <w:spacing w:line="276" w:lineRule="auto"/>
               <w:jc w:val="both"/>
               <w:rPr>
-                <w:rFonts w:asciiTheme="majorBidi" w:hAnsiTheme="majorBidi" w:cstheme="majorBidi"/>
+                <w:rFonts w:cstheme="majorBidi"/>
                 <w:lang w:val="en-ID"/>
               </w:rPr>
             </w:pPr>
@@ -3033,7 +2949,7 @@
               <w:ind w:left="0"/>
               <w:jc w:val="both"/>
               <w:rPr>
-                <w:rFonts w:asciiTheme="majorBidi" w:hAnsiTheme="majorBidi" w:cstheme="majorBidi"/>
+                <w:rFonts w:cstheme="majorBidi"/>
                 <w:b/>
                 <w:bCs/>
                 <w:lang w:val="fi-FI"/>
@@ -3041,7 +2957,7 @@
             </w:pPr>
             <w:r>
               <w:rPr>
-                <w:rFonts w:asciiTheme="majorBidi" w:hAnsiTheme="majorBidi" w:cstheme="majorBidi"/>
+                <w:rFonts w:cstheme="majorBidi"/>
                 <w:b/>
                 <w:bCs/>
                 <w:lang w:val="fi-FI"/>
@@ -3056,13 +2972,13 @@
               <w:ind w:left="0"/>
               <w:jc w:val="both"/>
               <w:rPr>
-                <w:rFonts w:asciiTheme="majorBidi" w:hAnsiTheme="majorBidi" w:cstheme="majorBidi"/>
-                <w:lang w:val="fi-FI"/>
-              </w:rPr>
-            </w:pPr>
-            <w:r>
-              <w:rPr>
-                <w:rFonts w:asciiTheme="majorBidi" w:hAnsiTheme="majorBidi" w:cstheme="majorBidi"/>
+                <w:rFonts w:cstheme="majorBidi"/>
+                <w:lang w:val="fi-FI"/>
+              </w:rPr>
+            </w:pPr>
+            <w:r>
+              <w:rPr>
+                <w:rFonts w:cstheme="majorBidi"/>
                 <w:lang w:val="fi-FI"/>
               </w:rPr>
               <w:t>${link_bukti_kinerja}</w:t>
@@ -3083,14 +2999,14 @@
               <w:ind w:left="0"/>
               <w:jc w:val="both"/>
               <w:rPr>
-                <w:rFonts w:asciiTheme="majorBidi" w:hAnsiTheme="majorBidi" w:cstheme="majorBidi"/>
+                <w:rFonts w:cstheme="majorBidi"/>
                 <w:b/>
                 <w:bCs/>
               </w:rPr>
             </w:pPr>
             <w:r>
               <w:rPr>
-                <w:rFonts w:asciiTheme="majorBidi" w:hAnsiTheme="majorBidi" w:cstheme="majorBidi"/>
+                <w:rFonts w:cstheme="majorBidi"/>
                 <w:b/>
                 <w:bCs/>
               </w:rPr>
@@ -3104,15 +3020,16 @@
               <w:ind w:left="0"/>
               <w:jc w:val="both"/>
               <w:rPr>
-                <w:rFonts w:asciiTheme="majorBidi" w:hAnsiTheme="majorBidi" w:cstheme="majorBidi"/>
-                <w:lang w:val="fi-FI"/>
-              </w:rPr>
-            </w:pPr>
-            <w:r>
-              <w:rPr>
-                <w:rFonts w:asciiTheme="majorBidi" w:hAnsiTheme="majorBidi" w:cstheme="majorBidi"/>
-                <w:lang w:val="fi-FI"/>
-              </w:rPr>
+                <w:rFonts w:cstheme="majorBidi"/>
+                <w:lang w:val="fi-FI"/>
+              </w:rPr>
+            </w:pPr>
+            <w:r>
+              <w:rPr>
+                <w:rFonts w:cstheme="majorBidi"/>
+                <w:lang w:val="fi-FI"/>
+              </w:rPr>
+              <w:lastRenderedPageBreak/>
               <w:t>${link_bukti_tindak_lanjut}</w:t>
             </w:r>
           </w:p>
@@ -3134,22 +3051,23 @@
               <w:ind w:left="0"/>
               <w:jc w:val="both"/>
               <w:rPr>
-                <w:rFonts w:asciiTheme="majorBidi" w:hAnsiTheme="majorBidi" w:cstheme="majorBidi"/>
-                <w:lang w:val="fi-FI"/>
-              </w:rPr>
-            </w:pPr>
-            <w:r>
-              <w:rPr>
-                <w:rFonts w:asciiTheme="majorBidi" w:hAnsiTheme="majorBidi" w:cstheme="majorBidi"/>
+                <w:rFonts w:cstheme="majorBidi"/>
+                <w:lang w:val="fi-FI"/>
+              </w:rPr>
+            </w:pPr>
+            <w:r>
+              <w:rPr>
+                <w:rFonts w:cstheme="majorBidi"/>
                 <w:b/>
                 <w:bCs/>
                 <w:lang w:val="fi-FI"/>
               </w:rPr>
+              <w:lastRenderedPageBreak/>
               <w:t>Penjelasan/pembahasan lainnya</w:t>
             </w:r>
             <w:r>
               <w:rPr>
-                <w:rFonts w:asciiTheme="majorBidi" w:hAnsiTheme="majorBidi" w:cstheme="majorBidi"/>
+                <w:rFonts w:cstheme="majorBidi"/>
                 <w:lang w:val="fi-FI"/>
               </w:rPr>
               <w:t>:</w:t>
@@ -3162,16 +3080,15 @@
               <w:ind w:left="0"/>
               <w:jc w:val="both"/>
               <w:rPr>
-                <w:rFonts w:asciiTheme="majorBidi" w:hAnsiTheme="majorBidi" w:cstheme="majorBidi"/>
-                <w:lang w:val="fi-FI"/>
-              </w:rPr>
-            </w:pPr>
-            <w:r>
-              <w:rPr>
-                <w:rFonts w:asciiTheme="majorBidi" w:hAnsiTheme="majorBidi" w:cstheme="majorBidi"/>
-                <w:lang w:val="fi-FI"/>
-              </w:rPr>
-              <w:lastRenderedPageBreak/>
+                <w:rFonts w:cstheme="majorBidi"/>
+                <w:lang w:val="fi-FI"/>
+              </w:rPr>
+            </w:pPr>
+            <w:r>
+              <w:rPr>
+                <w:rFonts w:cstheme="majorBidi"/>
+                <w:lang w:val="fi-FI"/>
+              </w:rPr>
               <w:t>${penjelasan_lainnya}</w:t>
             </w:r>
           </w:p>
@@ -3196,7 +3113,7 @@
               <w:ind w:left="0"/>
               <w:jc w:val="both"/>
               <w:rPr>
-                <w:rFonts w:asciiTheme="majorBidi" w:hAnsiTheme="majorBidi" w:cstheme="majorBidi"/>
+                <w:rFonts w:cstheme="majorBidi"/>
                 <w:lang w:val="fi-FI"/>
               </w:rPr>
             </w:pPr>
@@ -3211,7 +3128,7 @@
         <w:ind w:left="426"/>
         <w:jc w:val="both"/>
         <w:rPr>
-          <w:rFonts w:asciiTheme="majorBidi" w:hAnsiTheme="majorBidi" w:cstheme="majorBidi"/>
+          <w:rFonts w:cstheme="majorBidi"/>
           <w:lang w:val="fi-FI"/>
         </w:rPr>
       </w:pPr>
@@ -3219,13 +3136,13 @@
     <w:p>
       <w:pPr>
         <w:rPr>
-          <w:rFonts w:asciiTheme="majorBidi" w:hAnsiTheme="majorBidi" w:cstheme="majorBidi"/>
+          <w:rFonts w:cstheme="majorBidi"/>
           <w:lang w:val="fi-FI"/>
         </w:rPr>
       </w:pPr>
       <w:r>
         <w:rPr>
-          <w:rFonts w:asciiTheme="majorBidi" w:hAnsiTheme="majorBidi" w:cstheme="majorBidi"/>
+          <w:rFonts w:cstheme="majorBidi"/>
           <w:lang w:val="fi-FI"/>
         </w:rPr>
         <w:br w:type="page"/>
@@ -3234,13 +3151,13 @@
     <w:p>
       <w:pPr>
         <w:rPr>
-          <w:rFonts w:asciiTheme="majorBidi" w:hAnsiTheme="majorBidi" w:cstheme="majorBidi"/>
+          <w:rFonts w:cstheme="majorBidi"/>
           <w:lang w:val="fi-FI"/>
         </w:rPr>
       </w:pPr>
       <w:r>
         <w:rPr>
-          <w:rFonts w:asciiTheme="majorBidi" w:hAnsiTheme="majorBidi" w:cstheme="majorBidi"/>
+          <w:rFonts w:cstheme="majorBidi"/>
           <w:lang w:val="fi-FI"/>
         </w:rPr>
         <w:lastRenderedPageBreak/>
@@ -3250,13 +3167,13 @@
     <w:p>
       <w:pPr>
         <w:rPr>
-          <w:rFonts w:asciiTheme="majorBidi" w:hAnsiTheme="majorBidi" w:cstheme="majorBidi"/>
+          <w:rFonts w:cstheme="majorBidi"/>
           <w:lang w:val="fi-FI"/>
         </w:rPr>
       </w:pPr>
       <w:r>
         <w:rPr>
-          <w:rFonts w:asciiTheme="majorBidi" w:hAnsiTheme="majorBidi" w:cstheme="majorBidi"/>
+          <w:rFonts w:cstheme="majorBidi"/>
           <w:lang w:val="fi-FI"/>
         </w:rPr>
         <w:br w:type="page"/>
@@ -3265,44 +3182,7 @@
     <w:p>
       <w:pPr>
         <w:rPr>
-          <w:rFonts w:asciiTheme="majorBidi" w:hAnsiTheme="majorBidi" w:cstheme="majorBidi"/>
-          <w:lang w:val="fi-FI"/>
-        </w:rPr>
-      </w:pPr>
-      <w:r>
-        <w:rPr>
-          <w:rFonts w:asciiTheme="majorBidi" w:hAnsiTheme="majorBidi" w:cstheme="majorBidi"/>
-          <w:lang w:val="fi-FI"/>
-        </w:rPr>
-        <w:lastRenderedPageBreak/>
-        <w:br w:type="page"/>
-      </w:r>
-    </w:p>
-    <w:p>
-      <w:pPr>
-        <w:rPr>
-          <w:rFonts w:asciiTheme="majorBidi" w:hAnsiTheme="majorBidi" w:cstheme="majorBidi"/>
-          <w:lang w:val="fi-FI"/>
-        </w:rPr>
-        <w:sectPr>
-          <w:pgSz w:w="12240" w:h="15840"/>
-          <w:pgMar w:top="1440" w:right="1440" w:bottom="1440" w:left="1440" w:header="720" w:footer="720" w:gutter="0"/>
-          <w:cols w:space="720"/>
-          <w:docGrid w:linePitch="360"/>
-        </w:sectPr>
-      </w:pPr>
-    </w:p>
-    <w:p>
-      <w:pPr>
-        <w:pStyle w:val="ListParagraph"/>
-        <w:numPr>
-          <w:ilvl w:val="0"/>
-          <w:numId w:val="1"/>
-        </w:numPr>
-        <w:spacing w:line="276" w:lineRule="auto"/>
-        <w:ind w:left="426" w:hanging="426"/>
-        <w:rPr>
-          <w:rFonts w:asciiTheme="majorBidi" w:hAnsiTheme="majorBidi" w:cstheme="majorBidi"/>
+          <w:rFonts w:cstheme="majorBidi"/>
           <w:b/>
           <w:bCs/>
           <w:lang w:val="fi-FI"/>
@@ -3310,792 +3190,7 @@
       </w:pPr>
       <w:r>
         <w:rPr>
-          <w:rFonts w:asciiTheme="majorBidi" w:hAnsiTheme="majorBidi" w:cstheme="majorBidi"/>
-          <w:b/>
-          <w:bCs/>
-          <w:lang w:val="fi-FI"/>
-        </w:rPr>
-        <w:lastRenderedPageBreak/>
-        <w:t>Realisasi Anggaran dan Upaya Efisiensi sampai dengan Triwulan Berjalan</w:t>
-      </w:r>
-    </w:p>
-    <w:tbl>
-      <w:tblPr>
-        <w:tblStyle w:val="TableGrid"/>
-        <w:tblW w:w="0" w:type="auto"/>
-        <w:tblLook w:val="04A0" w:firstRow="1" w:lastRow="0" w:firstColumn="1" w:lastColumn="0" w:noHBand="0" w:noVBand="1"/>
-      </w:tblPr>
-      <w:tblGrid>
-        <w:gridCol w:w="4673"/>
-        <w:gridCol w:w="2693"/>
-        <w:gridCol w:w="2693"/>
-        <w:gridCol w:w="2694"/>
-      </w:tblGrid>
-      <w:tr>
-        <w:trPr>
-          <w:tblHeader/>
-        </w:trPr>
-        <w:tc>
-          <w:tcPr>
-            <w:tcW w:w="4673" w:type="dxa"/>
-            <w:vAlign w:val="center"/>
-          </w:tcPr>
-          <w:p>
-            <w:pPr>
-              <w:spacing w:line="276" w:lineRule="auto"/>
-              <w:jc w:val="center"/>
-              <w:rPr>
-                <w:rFonts w:asciiTheme="majorBidi" w:hAnsiTheme="majorBidi" w:cstheme="majorBidi"/>
-                <w:lang w:val="fi-FI"/>
-              </w:rPr>
-            </w:pPr>
-            <w:r>
-              <w:rPr>
-                <w:rFonts w:asciiTheme="majorBidi" w:hAnsiTheme="majorBidi" w:cstheme="majorBidi"/>
-                <w:lang w:val="fi-FI"/>
-              </w:rPr>
-              <w:t>Sasaran Kegiatan</w:t>
-            </w:r>
-          </w:p>
-        </w:tc>
-        <w:tc>
-          <w:tcPr>
-            <w:tcW w:w="2693" w:type="dxa"/>
-            <w:vAlign w:val="center"/>
-          </w:tcPr>
-          <w:p>
-            <w:pPr>
-              <w:spacing w:line="276" w:lineRule="auto"/>
-              <w:jc w:val="center"/>
-              <w:rPr>
-                <w:rFonts w:asciiTheme="majorBidi" w:hAnsiTheme="majorBidi" w:cstheme="majorBidi"/>
-                <w:lang w:val="fi-FI"/>
-              </w:rPr>
-            </w:pPr>
-            <w:r>
-              <w:rPr>
-                <w:rFonts w:asciiTheme="majorBidi" w:hAnsiTheme="majorBidi" w:cstheme="majorBidi"/>
-                <w:lang w:val="fi-FI"/>
-              </w:rPr>
-              <w:t>PAGU Awal (Rp)</w:t>
-            </w:r>
-          </w:p>
-        </w:tc>
-        <w:tc>
-          <w:tcPr>
-            <w:tcW w:w="2693" w:type="dxa"/>
-            <w:vAlign w:val="center"/>
-          </w:tcPr>
-          <w:p>
-            <w:pPr>
-              <w:spacing w:line="276" w:lineRule="auto"/>
-              <w:jc w:val="center"/>
-              <w:rPr>
-                <w:rFonts w:asciiTheme="majorBidi" w:hAnsiTheme="majorBidi" w:cstheme="majorBidi"/>
-                <w:lang w:val="en-ID"/>
-              </w:rPr>
-            </w:pPr>
-            <w:r>
-              <w:rPr>
-                <w:rFonts w:asciiTheme="majorBidi" w:hAnsiTheme="majorBidi" w:cstheme="majorBidi"/>
-                <w:lang w:val="en-ID"/>
-              </w:rPr>
-              <w:t>PAGU Revisi Sampai dengan triwulan berjalan (Rp)</w:t>
-            </w:r>
-          </w:p>
-        </w:tc>
-        <w:tc>
-          <w:tcPr>
-            <w:tcW w:w="2694" w:type="dxa"/>
-            <w:vAlign w:val="center"/>
-          </w:tcPr>
-          <w:p>
-            <w:pPr>
-              <w:spacing w:line="276" w:lineRule="auto"/>
-              <w:jc w:val="center"/>
-              <w:rPr>
-                <w:rFonts w:asciiTheme="majorBidi" w:hAnsiTheme="majorBidi" w:cstheme="majorBidi"/>
-                <w:lang w:val="en-ID"/>
-              </w:rPr>
-            </w:pPr>
-            <w:r>
-              <w:rPr>
-                <w:rFonts w:asciiTheme="majorBidi" w:hAnsiTheme="majorBidi" w:cstheme="majorBidi"/>
-                <w:lang w:val="en-ID"/>
-              </w:rPr>
-              <w:t>Realisasi sampai dengan triwulan Berjalan (Rp)</w:t>
-            </w:r>
-          </w:p>
-        </w:tc>
-      </w:tr>
-      <w:tr>
-        <w:tc>
-          <w:tcPr>
-            <w:tcW w:w="4673" w:type="dxa"/>
-            <w:vAlign w:val="center"/>
-          </w:tcPr>
-          <w:p>
-            <w:pPr>
-              <w:spacing w:line="276" w:lineRule="auto"/>
-              <w:rPr>
-                <w:rFonts w:asciiTheme="majorBidi" w:hAnsiTheme="majorBidi" w:cstheme="majorBidi"/>
-                <w:lang w:val="en-ID"/>
-              </w:rPr>
-            </w:pPr>
-            <w:r>
-              <w:rPr>
-                <w:rFonts w:asciiTheme="majorBidi" w:hAnsiTheme="majorBidi" w:cstheme="majorBidi"/>
-                <w:lang w:val="en-ID"/>
-              </w:rPr>
-              <w:t>${sasaran}</w:t>
-            </w:r>
-          </w:p>
-        </w:tc>
-        <w:tc>
-          <w:tcPr>
-            <w:tcW w:w="2693" w:type="dxa"/>
-            <w:vAlign w:val="center"/>
-          </w:tcPr>
-          <w:p>
-            <w:pPr>
-              <w:spacing w:line="276" w:lineRule="auto"/>
-              <w:jc w:val="center"/>
-              <w:rPr>
-                <w:rFonts w:asciiTheme="majorBidi" w:hAnsiTheme="majorBidi" w:cstheme="majorBidi"/>
-                <w:lang w:val="en-ID"/>
-              </w:rPr>
-            </w:pPr>
-            <w:r>
-              <w:rPr>
-                <w:rFonts w:asciiTheme="majorBidi" w:hAnsiTheme="majorBidi" w:cstheme="majorBidi"/>
-                <w:lang w:val="en-ID"/>
-              </w:rPr>
-              <w:t>${pagu_awal}</w:t>
-            </w:r>
-          </w:p>
-        </w:tc>
-        <w:tc>
-          <w:tcPr>
-            <w:tcW w:w="2693" w:type="dxa"/>
-            <w:vAlign w:val="center"/>
-          </w:tcPr>
-          <w:p>
-            <w:pPr>
-              <w:spacing w:line="276" w:lineRule="auto"/>
-              <w:jc w:val="center"/>
-              <w:rPr>
-                <w:rFonts w:asciiTheme="majorBidi" w:hAnsiTheme="majorBidi" w:cstheme="majorBidi"/>
-                <w:lang w:val="en-ID"/>
-              </w:rPr>
-            </w:pPr>
-            <w:r>
-              <w:rPr>
-                <w:rFonts w:asciiTheme="majorBidi" w:hAnsiTheme="majorBidi" w:cstheme="majorBidi"/>
-                <w:lang w:val="en-ID"/>
-              </w:rPr>
-              <w:t>${pagu_revisi}</w:t>
-            </w:r>
-          </w:p>
-        </w:tc>
-        <w:tc>
-          <w:tcPr>
-            <w:tcW w:w="2694" w:type="dxa"/>
-            <w:vAlign w:val="center"/>
-          </w:tcPr>
-          <w:p>
-            <w:pPr>
-              <w:spacing w:line="276" w:lineRule="auto"/>
-              <w:jc w:val="center"/>
-              <w:rPr>
-                <w:rFonts w:asciiTheme="majorBidi" w:hAnsiTheme="majorBidi" w:cstheme="majorBidi"/>
-                <w:lang w:val="en-ID"/>
-              </w:rPr>
-            </w:pPr>
-            <w:r>
-              <w:rPr>
-                <w:rFonts w:asciiTheme="majorBidi" w:hAnsiTheme="majorBidi" w:cstheme="majorBidi"/>
-                <w:lang w:val="en-ID"/>
-              </w:rPr>
-              <w:t>${pagu_realisasi}</w:t>
-            </w:r>
-          </w:p>
-        </w:tc>
-      </w:tr>
-    </w:tbl>
-    <w:p>
-      <w:pPr>
-        <w:spacing w:line="276" w:lineRule="auto"/>
-        <w:rPr>
-          <w:rFonts w:asciiTheme="majorBidi" w:hAnsiTheme="majorBidi" w:cstheme="majorBidi"/>
-          <w:b/>
-          <w:bCs/>
-          <w:lang w:val="en-ID"/>
-        </w:rPr>
-        <w:sectPr>
-          <w:pgSz w:w="15840" w:h="12240" w:orient="landscape"/>
-          <w:pgMar w:top="1440" w:right="1440" w:bottom="1440" w:left="1440" w:header="720" w:footer="720" w:gutter="0"/>
-          <w:cols w:space="720"/>
-          <w:docGrid w:linePitch="360"/>
-        </w:sectPr>
-      </w:pPr>
-    </w:p>
-    <w:p>
-      <w:pPr>
-        <w:spacing w:line="276" w:lineRule="auto"/>
-        <w:ind w:firstLine="720"/>
-        <w:jc w:val="both"/>
-        <w:rPr>
-          <w:rFonts w:asciiTheme="majorBidi" w:hAnsiTheme="majorBidi" w:cstheme="majorBidi"/>
-          <w:lang w:val="fi-FI"/>
-        </w:rPr>
-      </w:pPr>
-      <w:r>
-        <w:rPr>
-          <w:rFonts w:asciiTheme="majorBidi" w:hAnsiTheme="majorBidi" w:cstheme="majorBidi"/>
-        </w:rPr>
-        <w:lastRenderedPageBreak/>
-        <w:t xml:space="preserve">Upaya efisiensi yang dilakukan BPS Kabupaten Tapin pada </w:t>
-      </w:r>
-      <w:r>
-        <w:rPr>
-          <w:rFonts w:asciiTheme="majorBidi" w:hAnsiTheme="majorBidi" w:cstheme="majorBidi"/>
-          <w:lang w:val="en-ID"/>
-        </w:rPr>
-        <w:t xml:space="preserve">${triwulan_proper} </w:t>
-      </w:r>
-      <w:r>
-        <w:rPr>
-          <w:rFonts w:asciiTheme="majorBidi" w:hAnsiTheme="majorBidi" w:cstheme="majorBidi"/>
-          <w:color w:val="000000"/>
-        </w:rPr>
-        <w:t xml:space="preserve">${tahun} </w:t>
-      </w:r>
-      <w:r>
-        <w:rPr>
-          <w:rFonts w:asciiTheme="majorBidi" w:hAnsiTheme="majorBidi" w:cstheme="majorBidi"/>
-        </w:rPr>
-        <w:t xml:space="preserve">sebagai upaya dalam mendukung pengelolaan efisiensi anggaran diantaranya melakukan penghematan atas penggunaan sumber daya dalam kegiatan operasional kantor, seperti penggunaan listrik, air, dan internet. </w:t>
-      </w:r>
-      <w:r>
-        <w:rPr>
-          <w:rFonts w:asciiTheme="majorBidi" w:hAnsiTheme="majorBidi" w:cstheme="majorBidi"/>
-          <w:lang w:val="fi-FI"/>
-        </w:rPr>
-        <w:t>Langkah penghematan dilakukan bersama seluruh pegawai di BPS Kabupaten Tapin diantaranya:</w:t>
-      </w:r>
-    </w:p>
-    <w:p>
-      <w:pPr>
-        <w:pStyle w:val="ListParagraph"/>
-        <w:numPr>
-          <w:ilvl w:val="0"/>
-          <w:numId w:val="7"/>
-        </w:numPr>
-        <w:spacing w:line="276" w:lineRule="auto"/>
-        <w:jc w:val="both"/>
-        <w:rPr>
-          <w:rFonts w:asciiTheme="majorBidi" w:hAnsiTheme="majorBidi" w:cstheme="majorBidi"/>
-          <w:lang w:val="fi-FI"/>
-        </w:rPr>
-      </w:pPr>
-      <w:r>
-        <w:rPr>
-          <w:rFonts w:asciiTheme="majorBidi" w:hAnsiTheme="majorBidi" w:cstheme="majorBidi"/>
-          <w:lang w:val="fi-FI"/>
-        </w:rPr>
-        <w:t>$efesiensi</w:t>
-      </w:r>
-    </w:p>
-    <w:p>
-      <w:pPr>
-        <w:spacing w:line="276" w:lineRule="auto"/>
-        <w:ind w:firstLine="720"/>
-        <w:jc w:val="both"/>
-        <w:rPr>
-          <w:rFonts w:asciiTheme="majorBidi" w:hAnsiTheme="majorBidi" w:cstheme="majorBidi"/>
-          <w:lang w:val="fi-FI"/>
-        </w:rPr>
-      </w:pPr>
-      <w:r>
-        <w:rPr>
-          <w:rFonts w:asciiTheme="majorBidi" w:hAnsiTheme="majorBidi" w:cstheme="majorBidi"/>
-          <w:lang w:val="fi-FI"/>
-        </w:rPr>
-        <w:t>Secara kuantitatif bisa dijelaskan bahwa terjadi peningkatan efisiensi penggunaan sumber daya (listrik, air dan internet) pada Triwulan I Tahun 2026 dibandingkan Triwulan IV Tahun 2025. Hal ini tercermin dari total realisasi anggaran yang mengalami penurunan dari Rp. 18.947.968,- pada Triwulan IV 2025 menjadi Rp. 17.512.862,- pada Triwulan I 2026 atau terdapat efisiensi bersih sebesar Rp.1.435.106,-. Penurunan realisasi ini menunjukkan bahwa penggunaan sumber daya pada Triwulan I 2026 dilakukan dengan lebih hemat dan terkendali, meskipun pagu anggaran masih relatif tinggi.</w:t>
-      </w:r>
-    </w:p>
-    <w:p>
-      <w:pPr>
-        <w:spacing w:line="276" w:lineRule="auto"/>
-        <w:ind w:firstLine="720"/>
-        <w:jc w:val="both"/>
-        <w:rPr>
-          <w:rFonts w:asciiTheme="majorBidi" w:hAnsiTheme="majorBidi" w:cstheme="majorBidi"/>
-          <w:lang w:val="fi-FI"/>
-        </w:rPr>
-      </w:pPr>
-      <w:r>
-        <w:rPr>
-          <w:rFonts w:asciiTheme="majorBidi" w:hAnsiTheme="majorBidi" w:cstheme="majorBidi"/>
-          <w:lang w:val="fi-FI"/>
-        </w:rPr>
-        <w:t>Jika dilihat per jenis sumber daya, penggunaan listrik memberikan kontribusi efisiensi terbesar. Penurunan realisasi ini mengindikasikan bahwa pengelolaan pemakaian listrik yang lebih disiplin dengan penerapan penghematan, seperti pengurangan jam operasional peralatan listrik atau penggunaan perangkat yang lebih hemat energi serta adanya optimalisasi aktivitas kerja tanpa peningkatan konsumsi energi. Pada penggunaan air meskipun secara nominal mengalami peningkatan, namun kenaikan ini masih pada taraf skala kecil dan ada potensi untuk bisa dilakukan efisiensi pada triwulan berikutnya. Adapun untuk penggunaan internet meskipun mengalami efisiensi ringan namun relatif stabil dan hal tersebut dapat mencerminkan adanya optimalisasi paket layanan atau bandwidth serta pengendalian penggunaan jaringan secara lebih efektif dan pemanfaatan konektivitas sesuai kebutuhan kerja.</w:t>
-      </w:r>
-    </w:p>
-    <w:p>
-      <w:pPr>
-        <w:spacing w:line="276" w:lineRule="auto"/>
-        <w:jc w:val="both"/>
-        <w:rPr>
-          <w:rFonts w:asciiTheme="majorBidi" w:hAnsiTheme="majorBidi" w:cstheme="majorBidi"/>
-          <w:lang w:val="fi-FI"/>
-        </w:rPr>
-      </w:pPr>
-    </w:p>
-    <w:tbl>
-      <w:tblPr>
-        <w:tblStyle w:val="TableGrid"/>
-        <w:tblW w:w="0" w:type="auto"/>
-        <w:tblBorders>
-          <w:top w:val="none" w:sz="0" w:space="0" w:color="auto"/>
-          <w:left w:val="none" w:sz="0" w:space="0" w:color="auto"/>
-          <w:bottom w:val="none" w:sz="0" w:space="0" w:color="auto"/>
-          <w:right w:val="none" w:sz="0" w:space="0" w:color="auto"/>
-          <w:insideH w:val="none" w:sz="0" w:space="0" w:color="auto"/>
-          <w:insideV w:val="none" w:sz="0" w:space="0" w:color="auto"/>
-        </w:tblBorders>
-        <w:tblLook w:val="04A0" w:firstRow="1" w:lastRow="0" w:firstColumn="1" w:lastColumn="0" w:noHBand="0" w:noVBand="1"/>
-      </w:tblPr>
-      <w:tblGrid>
-        <w:gridCol w:w="3740"/>
-        <w:gridCol w:w="1870"/>
-        <w:gridCol w:w="3740"/>
-      </w:tblGrid>
-      <w:tr>
-        <w:tc>
-          <w:tcPr>
-            <w:tcW w:w="3740" w:type="dxa"/>
-          </w:tcPr>
-          <w:p>
-            <w:pPr>
-              <w:spacing w:line="276" w:lineRule="auto"/>
-              <w:jc w:val="center"/>
-              <w:rPr>
-                <w:rFonts w:asciiTheme="majorBidi" w:hAnsiTheme="majorBidi" w:cstheme="majorBidi"/>
-                <w:lang w:val="fi-FI"/>
-              </w:rPr>
-            </w:pPr>
-            <w:r>
-              <w:rPr>
-                <w:rFonts w:asciiTheme="majorBidi" w:hAnsiTheme="majorBidi" w:cstheme="majorBidi"/>
-                <w:lang w:val="fi-FI"/>
-              </w:rPr>
-              <w:t>Mengetahui</w:t>
-            </w:r>
-          </w:p>
-        </w:tc>
-        <w:tc>
-          <w:tcPr>
-            <w:tcW w:w="1870" w:type="dxa"/>
-          </w:tcPr>
-          <w:p>
-            <w:pPr>
-              <w:spacing w:line="276" w:lineRule="auto"/>
-              <w:jc w:val="both"/>
-              <w:rPr>
-                <w:rFonts w:asciiTheme="majorBidi" w:hAnsiTheme="majorBidi" w:cstheme="majorBidi"/>
-                <w:lang w:val="fi-FI"/>
-              </w:rPr>
-            </w:pPr>
-          </w:p>
-        </w:tc>
-        <w:tc>
-          <w:tcPr>
-            <w:tcW w:w="3740" w:type="dxa"/>
-          </w:tcPr>
-          <w:p>
-            <w:pPr>
-              <w:spacing w:line="276" w:lineRule="auto"/>
-              <w:jc w:val="center"/>
-              <w:rPr>
-                <w:rFonts w:asciiTheme="majorBidi" w:hAnsiTheme="majorBidi" w:cstheme="majorBidi"/>
-                <w:lang w:val="fi-FI"/>
-              </w:rPr>
-            </w:pPr>
-            <w:r>
-              <w:rPr>
-                <w:rFonts w:asciiTheme="majorBidi" w:hAnsiTheme="majorBidi" w:cstheme="majorBidi"/>
-                <w:lang w:val="fi-FI"/>
-              </w:rPr>
-              <w:t>Tapin, $</w:t>
-            </w:r>
-            <w:r>
-              <w:rPr>
-                <w:rFonts w:asciiTheme="majorBidi" w:hAnsiTheme="majorBidi" w:cstheme="majorBidi"/>
-                <w:lang w:val="fi-FI"/>
-              </w:rPr>
-              <w:t>{</w:t>
-            </w:r>
-            <w:r>
-              <w:rPr>
-                <w:rFonts w:asciiTheme="majorBidi" w:hAnsiTheme="majorBidi" w:cstheme="majorBidi"/>
-                <w:lang w:val="fi-FI"/>
-              </w:rPr>
-              <w:t>tanggal</w:t>
-            </w:r>
-            <w:r>
-              <w:rPr>
-                <w:rFonts w:asciiTheme="majorBidi" w:hAnsiTheme="majorBidi" w:cstheme="majorBidi"/>
-                <w:lang w:val="fi-FI"/>
-              </w:rPr>
-              <w:t>_notula</w:t>
-            </w:r>
-            <w:r>
-              <w:rPr>
-                <w:rFonts w:asciiTheme="majorBidi" w:hAnsiTheme="majorBidi" w:cstheme="majorBidi"/>
-                <w:lang w:val="fi-FI"/>
-              </w:rPr>
-              <w:t>}</w:t>
-            </w:r>
-          </w:p>
-        </w:tc>
-      </w:tr>
-      <w:tr>
-        <w:tc>
-          <w:tcPr>
-            <w:tcW w:w="3740" w:type="dxa"/>
-          </w:tcPr>
-          <w:p>
-            <w:pPr>
-              <w:spacing w:line="276" w:lineRule="auto"/>
-              <w:jc w:val="center"/>
-              <w:rPr>
-                <w:rFonts w:asciiTheme="majorBidi" w:hAnsiTheme="majorBidi" w:cstheme="majorBidi"/>
-                <w:lang w:val="fi-FI"/>
-              </w:rPr>
-            </w:pPr>
-            <w:r>
-              <w:rPr>
-                <w:rFonts w:asciiTheme="majorBidi" w:hAnsiTheme="majorBidi" w:cstheme="majorBidi"/>
-                <w:lang w:val="fi-FI"/>
-              </w:rPr>
-              <w:t>Kepala BPS Kabupaten Tapin</w:t>
-            </w:r>
-          </w:p>
-        </w:tc>
-        <w:tc>
-          <w:tcPr>
-            <w:tcW w:w="1870" w:type="dxa"/>
-          </w:tcPr>
-          <w:p>
-            <w:pPr>
-              <w:spacing w:line="276" w:lineRule="auto"/>
-              <w:jc w:val="both"/>
-              <w:rPr>
-                <w:rFonts w:asciiTheme="majorBidi" w:hAnsiTheme="majorBidi" w:cstheme="majorBidi"/>
-                <w:lang w:val="fi-FI"/>
-              </w:rPr>
-            </w:pPr>
-          </w:p>
-        </w:tc>
-        <w:tc>
-          <w:tcPr>
-            <w:tcW w:w="3740" w:type="dxa"/>
-          </w:tcPr>
-          <w:p>
-            <w:pPr>
-              <w:spacing w:line="276" w:lineRule="auto"/>
-              <w:jc w:val="center"/>
-              <w:rPr>
-                <w:rFonts w:asciiTheme="majorBidi" w:hAnsiTheme="majorBidi" w:cstheme="majorBidi"/>
-                <w:lang w:val="fi-FI"/>
-              </w:rPr>
-            </w:pPr>
-            <w:r>
-              <w:rPr>
-                <w:rFonts w:asciiTheme="majorBidi" w:hAnsiTheme="majorBidi" w:cstheme="majorBidi"/>
-                <w:lang w:val="fi-FI"/>
-              </w:rPr>
-              <w:t>Notulis</w:t>
-            </w:r>
-          </w:p>
-        </w:tc>
-      </w:tr>
-      <w:tr>
-        <w:tc>
-          <w:tcPr>
-            <w:tcW w:w="3740" w:type="dxa"/>
-          </w:tcPr>
-          <w:p>
-            <w:pPr>
-              <w:spacing w:line="276" w:lineRule="auto"/>
-              <w:jc w:val="center"/>
-              <w:rPr>
-                <w:rFonts w:asciiTheme="majorBidi" w:hAnsiTheme="majorBidi" w:cstheme="majorBidi"/>
-                <w:lang w:val="fi-FI"/>
-              </w:rPr>
-            </w:pPr>
-          </w:p>
-        </w:tc>
-        <w:tc>
-          <w:tcPr>
-            <w:tcW w:w="1870" w:type="dxa"/>
-          </w:tcPr>
-          <w:p>
-            <w:pPr>
-              <w:spacing w:line="276" w:lineRule="auto"/>
-              <w:jc w:val="both"/>
-              <w:rPr>
-                <w:rFonts w:asciiTheme="majorBidi" w:hAnsiTheme="majorBidi" w:cstheme="majorBidi"/>
-                <w:lang w:val="fi-FI"/>
-              </w:rPr>
-            </w:pPr>
-          </w:p>
-        </w:tc>
-        <w:tc>
-          <w:tcPr>
-            <w:tcW w:w="3740" w:type="dxa"/>
-          </w:tcPr>
-          <w:p>
-            <w:pPr>
-              <w:spacing w:line="276" w:lineRule="auto"/>
-              <w:jc w:val="center"/>
-              <w:rPr>
-                <w:rFonts w:asciiTheme="majorBidi" w:hAnsiTheme="majorBidi" w:cstheme="majorBidi"/>
-                <w:lang w:val="fi-FI"/>
-              </w:rPr>
-            </w:pPr>
-          </w:p>
-        </w:tc>
-      </w:tr>
-      <w:tr>
-        <w:tc>
-          <w:tcPr>
-            <w:tcW w:w="3740" w:type="dxa"/>
-          </w:tcPr>
-          <w:p>
-            <w:pPr>
-              <w:spacing w:line="276" w:lineRule="auto"/>
-              <w:jc w:val="center"/>
-              <w:rPr>
-                <w:rFonts w:asciiTheme="majorBidi" w:hAnsiTheme="majorBidi" w:cstheme="majorBidi"/>
-                <w:lang w:val="fi-FI"/>
-              </w:rPr>
-            </w:pPr>
-          </w:p>
-        </w:tc>
-        <w:tc>
-          <w:tcPr>
-            <w:tcW w:w="1870" w:type="dxa"/>
-          </w:tcPr>
-          <w:p>
-            <w:pPr>
-              <w:spacing w:line="276" w:lineRule="auto"/>
-              <w:jc w:val="both"/>
-              <w:rPr>
-                <w:rFonts w:asciiTheme="majorBidi" w:hAnsiTheme="majorBidi" w:cstheme="majorBidi"/>
-                <w:lang w:val="fi-FI"/>
-              </w:rPr>
-            </w:pPr>
-          </w:p>
-        </w:tc>
-        <w:tc>
-          <w:tcPr>
-            <w:tcW w:w="3740" w:type="dxa"/>
-          </w:tcPr>
-          <w:p>
-            <w:pPr>
-              <w:spacing w:line="276" w:lineRule="auto"/>
-              <w:jc w:val="center"/>
-              <w:rPr>
-                <w:rFonts w:asciiTheme="majorBidi" w:hAnsiTheme="majorBidi" w:cstheme="majorBidi"/>
-                <w:lang w:val="fi-FI"/>
-              </w:rPr>
-            </w:pPr>
-          </w:p>
-        </w:tc>
-      </w:tr>
-      <w:tr>
-        <w:tc>
-          <w:tcPr>
-            <w:tcW w:w="3740" w:type="dxa"/>
-          </w:tcPr>
-          <w:p>
-            <w:pPr>
-              <w:spacing w:line="276" w:lineRule="auto"/>
-              <w:jc w:val="center"/>
-              <w:rPr>
-                <w:rFonts w:asciiTheme="majorBidi" w:hAnsiTheme="majorBidi" w:cstheme="majorBidi"/>
-                <w:lang w:val="fi-FI"/>
-              </w:rPr>
-            </w:pPr>
-          </w:p>
-        </w:tc>
-        <w:tc>
-          <w:tcPr>
-            <w:tcW w:w="1870" w:type="dxa"/>
-          </w:tcPr>
-          <w:p>
-            <w:pPr>
-              <w:spacing w:line="276" w:lineRule="auto"/>
-              <w:jc w:val="both"/>
-              <w:rPr>
-                <w:rFonts w:asciiTheme="majorBidi" w:hAnsiTheme="majorBidi" w:cstheme="majorBidi"/>
-                <w:lang w:val="fi-FI"/>
-              </w:rPr>
-            </w:pPr>
-          </w:p>
-        </w:tc>
-        <w:tc>
-          <w:tcPr>
-            <w:tcW w:w="3740" w:type="dxa"/>
-          </w:tcPr>
-          <w:p>
-            <w:pPr>
-              <w:spacing w:line="276" w:lineRule="auto"/>
-              <w:jc w:val="center"/>
-              <w:rPr>
-                <w:rFonts w:asciiTheme="majorBidi" w:hAnsiTheme="majorBidi" w:cstheme="majorBidi"/>
-                <w:lang w:val="fi-FI"/>
-              </w:rPr>
-            </w:pPr>
-          </w:p>
-        </w:tc>
-      </w:tr>
-      <w:tr>
-        <w:tc>
-          <w:tcPr>
-            <w:tcW w:w="3740" w:type="dxa"/>
-          </w:tcPr>
-          <w:p>
-            <w:pPr>
-              <w:spacing w:line="276" w:lineRule="auto"/>
-              <w:jc w:val="center"/>
-              <w:rPr>
-                <w:rFonts w:asciiTheme="majorBidi" w:hAnsiTheme="majorBidi" w:cstheme="majorBidi"/>
-                <w:lang w:val="fi-FI"/>
-              </w:rPr>
-            </w:pPr>
-            <w:r>
-              <w:rPr>
-                <w:rFonts w:asciiTheme="majorBidi" w:hAnsiTheme="majorBidi" w:cstheme="majorBidi"/>
-                <w:lang w:val="fi-FI"/>
-              </w:rPr>
-              <w:t>$</w:t>
-            </w:r>
-            <w:r>
-              <w:rPr>
-                <w:rFonts w:asciiTheme="majorBidi" w:hAnsiTheme="majorBidi" w:cstheme="majorBidi"/>
-                <w:lang w:val="fi-FI"/>
-              </w:rPr>
-              <w:t>{</w:t>
-            </w:r>
-            <w:r>
-              <w:rPr>
-                <w:rFonts w:asciiTheme="majorBidi" w:hAnsiTheme="majorBidi" w:cstheme="majorBidi"/>
-                <w:lang w:val="fi-FI"/>
-              </w:rPr>
-              <w:t>kepala</w:t>
-            </w:r>
-            <w:r>
-              <w:rPr>
-                <w:rFonts w:asciiTheme="majorBidi" w:hAnsiTheme="majorBidi" w:cstheme="majorBidi"/>
-                <w:lang w:val="fi-FI"/>
-              </w:rPr>
-              <w:t>}</w:t>
-            </w:r>
-          </w:p>
-        </w:tc>
-        <w:tc>
-          <w:tcPr>
-            <w:tcW w:w="1870" w:type="dxa"/>
-          </w:tcPr>
-          <w:p>
-            <w:pPr>
-              <w:spacing w:line="276" w:lineRule="auto"/>
-              <w:jc w:val="both"/>
-              <w:rPr>
-                <w:rFonts w:asciiTheme="majorBidi" w:hAnsiTheme="majorBidi" w:cstheme="majorBidi"/>
-                <w:lang w:val="fi-FI"/>
-              </w:rPr>
-            </w:pPr>
-          </w:p>
-        </w:tc>
-        <w:tc>
-          <w:tcPr>
-            <w:tcW w:w="3740" w:type="dxa"/>
-          </w:tcPr>
-          <w:p>
-            <w:pPr>
-              <w:spacing w:line="276" w:lineRule="auto"/>
-              <w:jc w:val="center"/>
-              <w:rPr>
-                <w:rFonts w:asciiTheme="majorBidi" w:hAnsiTheme="majorBidi" w:cstheme="majorBidi"/>
-                <w:lang w:val="fi-FI"/>
-              </w:rPr>
-            </w:pPr>
-            <w:r>
-              <w:rPr>
-                <w:rFonts w:asciiTheme="majorBidi" w:hAnsiTheme="majorBidi" w:cstheme="majorBidi"/>
-                <w:lang w:val="fi-FI"/>
-              </w:rPr>
-              <w:t>$</w:t>
-            </w:r>
-            <w:r>
-              <w:rPr>
-                <w:rFonts w:asciiTheme="majorBidi" w:hAnsiTheme="majorBidi" w:cstheme="majorBidi"/>
-                <w:lang w:val="fi-FI"/>
-              </w:rPr>
-              <w:t>{</w:t>
-            </w:r>
-            <w:r>
-              <w:rPr>
-                <w:rFonts w:asciiTheme="majorBidi" w:hAnsiTheme="majorBidi" w:cstheme="majorBidi"/>
-                <w:lang w:val="fi-FI"/>
-              </w:rPr>
-              <w:t>notulis</w:t>
-            </w:r>
-            <w:r>
-              <w:rPr>
-                <w:rFonts w:asciiTheme="majorBidi" w:hAnsiTheme="majorBidi" w:cstheme="majorBidi"/>
-                <w:lang w:val="fi-FI"/>
-              </w:rPr>
-              <w:t>}</w:t>
-            </w:r>
-          </w:p>
-        </w:tc>
-      </w:tr>
-    </w:tbl>
-    <w:p>
-      <w:pPr>
-        <w:spacing w:line="276" w:lineRule="auto"/>
-        <w:jc w:val="both"/>
-        <w:rPr>
-          <w:rFonts w:asciiTheme="majorBidi" w:hAnsiTheme="majorBidi" w:cstheme="majorBidi"/>
-          <w:lang w:val="fi-FI"/>
-        </w:rPr>
-        <w:sectPr>
-          <w:pgSz w:w="12240" w:h="15840"/>
-          <w:pgMar w:top="1440" w:right="1440" w:bottom="1440" w:left="1440" w:header="720" w:footer="720" w:gutter="0"/>
-          <w:cols w:space="720"/>
-          <w:docGrid w:linePitch="360"/>
-        </w:sectPr>
-      </w:pPr>
-    </w:p>
-    <w:p>
-      <w:pPr>
-        <w:spacing w:line="276" w:lineRule="auto"/>
-        <w:jc w:val="both"/>
-        <w:rPr>
-          <w:rFonts w:asciiTheme="majorBidi" w:hAnsiTheme="majorBidi" w:cstheme="majorBidi"/>
-          <w:b/>
-          <w:bCs/>
-          <w:lang w:val="fi-FI"/>
-        </w:rPr>
-      </w:pPr>
-      <w:r>
-        <w:rPr>
-          <w:rFonts w:asciiTheme="majorBidi" w:hAnsiTheme="majorBidi" w:cstheme="majorBidi"/>
+          <w:rFonts w:cstheme="majorBidi"/>
           <w:b/>
           <w:bCs/>
           <w:lang w:val="fi-FI"/>
@@ -4106,10 +3201,8 @@
     </w:p>
     <w:p>
       <w:pPr>
-        <w:spacing w:line="276" w:lineRule="auto"/>
-        <w:jc w:val="both"/>
         <w:rPr>
-          <w:rFonts w:asciiTheme="majorBidi" w:hAnsiTheme="majorBidi" w:cstheme="majorBidi"/>
+          <w:rFonts w:cstheme="majorBidi"/>
           <w:lang w:val="fi-FI"/>
         </w:rPr>
       </w:pPr>
@@ -4125,7 +3218,7 @@
 </file>
 
 <file path=word/endnotes.xml><?xml version="1.0" encoding="utf-8"?>
-<w:endnotes xmlns:wpc="http://schemas.microsoft.com/office/word/2010/wordprocessingCanvas" xmlns:cx="http://schemas.microsoft.com/office/drawing/2014/chartex" xmlns:cx1="http://schemas.microsoft.com/office/drawing/2015/9/8/chartex" xmlns:cx2="http://schemas.microsoft.com/office/drawing/2015/10/21/chartex" xmlns:cx3="http://schemas.microsoft.com/office/drawing/2016/5/9/chartex" xmlns:cx4="http://schemas.microsoft.com/office/drawing/2016/5/10/chartex" xmlns:cx5="http://schemas.microsoft.com/office/drawing/2016/5/11/chartex" xmlns:cx6="http://schemas.microsoft.com/office/drawing/2016/5/12/chartex" xmlns:cx7="http://schemas.microsoft.com/office/drawing/2016/5/13/chartex" xmlns:cx8="http://schemas.microsoft.com/office/drawing/2016/5/14/chartex" xmlns:mc="http://schemas.openxmlformats.org/markup-compatibility/2006" xmlns:aink="http://schemas.microsoft.com/office/drawing/2016/ink" xmlns:am3d="http://schemas.microsoft.com/office/drawing/2017/model3d" xmlns:o="urn:schemas-microsoft-com:office:office" xmlns:oel="http://schemas.microsoft.com/office/2019/extlst" xmlns:r="http://schemas.openxmlformats.org/officeDocument/2006/relationships" xmlns:m="http://schemas.openxmlformats.org/officeDocument/2006/math" xmlns:v="urn:schemas-microsoft-com:vml" xmlns:wp14="http://schemas.microsoft.com/office/word/2010/wordprocessingDrawing" xmlns:wp="http://schemas.openxmlformats.org/drawingml/2006/wordprocessingDrawing" xmlns:w10="urn:schemas-microsoft-com:office:word" xmlns:w="http://schemas.openxmlformats.org/wordprocessingml/2006/main" xmlns:w14="http://schemas.microsoft.com/office/word/2010/wordml" xmlns:w15="http://schemas.microsoft.com/office/word/2012/wordml" xmlns:w16cex="http://schemas.microsoft.com/office/word/2018/wordml/cex" xmlns:w16cid="http://schemas.microsoft.com/office/word/2016/wordml/cid" xmlns:w16="http://schemas.microsoft.com/office/word/2018/wordml" xmlns:w16du="http://schemas.microsoft.com/office/word/2023/wordml/word16du" xmlns:w16sdtdh="http://schemas.microsoft.com/office/word/2020/wordml/sdtdatahash" xmlns:w16se="http://schemas.microsoft.com/office/word/2015/wordml/symex" xmlns:wpg="http://schemas.microsoft.com/office/word/2010/wordprocessingGroup" xmlns:wpi="http://schemas.microsoft.com/office/word/2010/wordprocessingInk" xmlns:wne="http://schemas.microsoft.com/office/word/2006/wordml" xmlns:wps="http://schemas.microsoft.com/office/word/2010/wordprocessingShape" mc:Ignorable="w14 w15 w16se w16cid w16 w16cex w16sdtdh w16du wp14">
+<w:endnotes xmlns:wpc="http://schemas.microsoft.com/office/word/2010/wordprocessingCanvas" xmlns:cx="http://schemas.microsoft.com/office/drawing/2014/chartex" xmlns:cx1="http://schemas.microsoft.com/office/drawing/2015/9/8/chartex" xmlns:cx2="http://schemas.microsoft.com/office/drawing/2015/10/21/chartex" xmlns:cx3="http://schemas.microsoft.com/office/drawing/2016/5/9/chartex" xmlns:cx4="http://schemas.microsoft.com/office/drawing/2016/5/10/chartex" xmlns:cx5="http://schemas.microsoft.com/office/drawing/2016/5/11/chartex" xmlns:cx6="http://schemas.microsoft.com/office/drawing/2016/5/12/chartex" xmlns:cx7="http://schemas.microsoft.com/office/drawing/2016/5/13/chartex" xmlns:cx8="http://schemas.microsoft.com/office/drawing/2016/5/14/chartex" xmlns:mc="http://schemas.openxmlformats.org/markup-compatibility/2006" xmlns:aink="http://schemas.microsoft.com/office/drawing/2016/ink" xmlns:am3d="http://schemas.microsoft.com/office/drawing/2017/model3d" xmlns:o="urn:schemas-microsoft-com:office:office" xmlns:oel="http://schemas.microsoft.com/office/2019/extlst" xmlns:r="http://schemas.openxmlformats.org/officeDocument/2006/relationships" xmlns:m="http://schemas.openxmlformats.org/officeDocument/2006/math" xmlns:v="urn:schemas-microsoft-com:vml" xmlns:wp14="http://schemas.microsoft.com/office/word/2010/wordprocessingDrawing" xmlns:wp="http://schemas.openxmlformats.org/drawingml/2006/wordprocessingDrawing" xmlns:w10="urn:schemas-microsoft-com:office:word" xmlns:w="http://schemas.openxmlformats.org/wordprocessingml/2006/main" xmlns:w14="http://schemas.microsoft.com/office/word/2010/wordml" xmlns:w15="http://schemas.microsoft.com/office/word/2012/wordml" xmlns:w16cex="http://schemas.microsoft.com/office/word/2018/wordml/cex" xmlns:w16cid="http://schemas.microsoft.com/office/word/2016/wordml/cid" xmlns:w16="http://schemas.microsoft.com/office/word/2018/wordml" xmlns:w16du="http://schemas.microsoft.com/office/word/2023/wordml/word16du" xmlns:w16sdtdh="http://schemas.microsoft.com/office/word/2020/wordml/sdtdatahash" xmlns:w16sdtfl="http://schemas.microsoft.com/office/word/2024/wordml/sdtformatlock" xmlns:w16se="http://schemas.microsoft.com/office/word/2015/wordml/symex" xmlns:wpg="http://schemas.microsoft.com/office/word/2010/wordprocessingGroup" xmlns:wpi="http://schemas.microsoft.com/office/word/2010/wordprocessingInk" xmlns:wne="http://schemas.microsoft.com/office/word/2006/wordml" xmlns:wps="http://schemas.microsoft.com/office/word/2010/wordprocessingShape" mc:Ignorable="w14 w15 w16se w16cid w16 w16cex w16sdtdh w16sdtfl w16du wp14">
   <w:endnote w:type="separator" w:id="-1">
     <w:p>
       <w:pPr>
@@ -4150,7 +3243,7 @@
 </file>
 
 <file path=word/footnotes.xml><?xml version="1.0" encoding="utf-8"?>
-<w:footnotes xmlns:wpc="http://schemas.microsoft.com/office/word/2010/wordprocessingCanvas" xmlns:cx="http://schemas.microsoft.com/office/drawing/2014/chartex" xmlns:cx1="http://schemas.microsoft.com/office/drawing/2015/9/8/chartex" xmlns:cx2="http://schemas.microsoft.com/office/drawing/2015/10/21/chartex" xmlns:cx3="http://schemas.microsoft.com/office/drawing/2016/5/9/chartex" xmlns:cx4="http://schemas.microsoft.com/office/drawing/2016/5/10/chartex" xmlns:cx5="http://schemas.microsoft.com/office/drawing/2016/5/11/chartex" xmlns:cx6="http://schemas.microsoft.com/office/drawing/2016/5/12/chartex" xmlns:cx7="http://schemas.microsoft.com/office/drawing/2016/5/13/chartex" xmlns:cx8="http://schemas.microsoft.com/office/drawing/2016/5/14/chartex" xmlns:mc="http://schemas.openxmlformats.org/markup-compatibility/2006" xmlns:aink="http://schemas.microsoft.com/office/drawing/2016/ink" xmlns:am3d="http://schemas.microsoft.com/office/drawing/2017/model3d" xmlns:o="urn:schemas-microsoft-com:office:office" xmlns:oel="http://schemas.microsoft.com/office/2019/extlst" xmlns:r="http://schemas.openxmlformats.org/officeDocument/2006/relationships" xmlns:m="http://schemas.openxmlformats.org/officeDocument/2006/math" xmlns:v="urn:schemas-microsoft-com:vml" xmlns:wp14="http://schemas.microsoft.com/office/word/2010/wordprocessingDrawing" xmlns:wp="http://schemas.openxmlformats.org/drawingml/2006/wordprocessingDrawing" xmlns:w10="urn:schemas-microsoft-com:office:word" xmlns:w="http://schemas.openxmlformats.org/wordprocessingml/2006/main" xmlns:w14="http://schemas.microsoft.com/office/word/2010/wordml" xmlns:w15="http://schemas.microsoft.com/office/word/2012/wordml" xmlns:w16cex="http://schemas.microsoft.com/office/word/2018/wordml/cex" xmlns:w16cid="http://schemas.microsoft.com/office/word/2016/wordml/cid" xmlns:w16="http://schemas.microsoft.com/office/word/2018/wordml" xmlns:w16du="http://schemas.microsoft.com/office/word/2023/wordml/word16du" xmlns:w16sdtdh="http://schemas.microsoft.com/office/word/2020/wordml/sdtdatahash" xmlns:w16se="http://schemas.microsoft.com/office/word/2015/wordml/symex" xmlns:wpg="http://schemas.microsoft.com/office/word/2010/wordprocessingGroup" xmlns:wpi="http://schemas.microsoft.com/office/word/2010/wordprocessingInk" xmlns:wne="http://schemas.microsoft.com/office/word/2006/wordml" xmlns:wps="http://schemas.microsoft.com/office/word/2010/wordprocessingShape" mc:Ignorable="w14 w15 w16se w16cid w16 w16cex w16sdtdh w16du wp14">
+<w:footnotes xmlns:wpc="http://schemas.microsoft.com/office/word/2010/wordprocessingCanvas" xmlns:cx="http://schemas.microsoft.com/office/drawing/2014/chartex" xmlns:cx1="http://schemas.microsoft.com/office/drawing/2015/9/8/chartex" xmlns:cx2="http://schemas.microsoft.com/office/drawing/2015/10/21/chartex" xmlns:cx3="http://schemas.microsoft.com/office/drawing/2016/5/9/chartex" xmlns:cx4="http://schemas.microsoft.com/office/drawing/2016/5/10/chartex" xmlns:cx5="http://schemas.microsoft.com/office/drawing/2016/5/11/chartex" xmlns:cx6="http://schemas.microsoft.com/office/drawing/2016/5/12/chartex" xmlns:cx7="http://schemas.microsoft.com/office/drawing/2016/5/13/chartex" xmlns:cx8="http://schemas.microsoft.com/office/drawing/2016/5/14/chartex" xmlns:mc="http://schemas.openxmlformats.org/markup-compatibility/2006" xmlns:aink="http://schemas.microsoft.com/office/drawing/2016/ink" xmlns:am3d="http://schemas.microsoft.com/office/drawing/2017/model3d" xmlns:o="urn:schemas-microsoft-com:office:office" xmlns:oel="http://schemas.microsoft.com/office/2019/extlst" xmlns:r="http://schemas.openxmlformats.org/officeDocument/2006/relationships" xmlns:m="http://schemas.openxmlformats.org/officeDocument/2006/math" xmlns:v="urn:schemas-microsoft-com:vml" xmlns:wp14="http://schemas.microsoft.com/office/word/2010/wordprocessingDrawing" xmlns:wp="http://schemas.openxmlformats.org/drawingml/2006/wordprocessingDrawing" xmlns:w10="urn:schemas-microsoft-com:office:word" xmlns:w="http://schemas.openxmlformats.org/wordprocessingml/2006/main" xmlns:w14="http://schemas.microsoft.com/office/word/2010/wordml" xmlns:w15="http://schemas.microsoft.com/office/word/2012/wordml" xmlns:w16cex="http://schemas.microsoft.com/office/word/2018/wordml/cex" xmlns:w16cid="http://schemas.microsoft.com/office/word/2016/wordml/cid" xmlns:w16="http://schemas.microsoft.com/office/word/2018/wordml" xmlns:w16du="http://schemas.microsoft.com/office/word/2023/wordml/word16du" xmlns:w16sdtdh="http://schemas.microsoft.com/office/word/2020/wordml/sdtdatahash" xmlns:w16sdtfl="http://schemas.microsoft.com/office/word/2024/wordml/sdtformatlock" xmlns:w16se="http://schemas.microsoft.com/office/word/2015/wordml/symex" xmlns:wpg="http://schemas.microsoft.com/office/word/2010/wordprocessingGroup" xmlns:wpi="http://schemas.microsoft.com/office/word/2010/wordprocessingInk" xmlns:wne="http://schemas.microsoft.com/office/word/2006/wordml" xmlns:wps="http://schemas.microsoft.com/office/word/2010/wordprocessingShape" mc:Ignorable="w14 w15 w16se w16cid w16 w16cex w16sdtdh w16sdtfl w16du wp14">
   <w:footnote w:type="separator" w:id="-1">
     <w:p>
       <w:pPr>
@@ -4175,7 +3268,7 @@
 </file>
 
 <file path=word/numbering.xml><?xml version="1.0" encoding="utf-8"?>
-<w:numbering xmlns:wpc="http://schemas.microsoft.com/office/word/2010/wordprocessingCanvas" xmlns:cx="http://schemas.microsoft.com/office/drawing/2014/chartex" xmlns:cx1="http://schemas.microsoft.com/office/drawing/2015/9/8/chartex" xmlns:cx2="http://schemas.microsoft.com/office/drawing/2015/10/21/chartex" xmlns:cx3="http://schemas.microsoft.com/office/drawing/2016/5/9/chartex" xmlns:cx4="http://schemas.microsoft.com/office/drawing/2016/5/10/chartex" xmlns:cx5="http://schemas.microsoft.com/office/drawing/2016/5/11/chartex" xmlns:cx6="http://schemas.microsoft.com/office/drawing/2016/5/12/chartex" xmlns:cx7="http://schemas.microsoft.com/office/drawing/2016/5/13/chartex" xmlns:cx8="http://schemas.microsoft.com/office/drawing/2016/5/14/chartex" xmlns:mc="http://schemas.openxmlformats.org/markup-compatibility/2006" xmlns:aink="http://schemas.microsoft.com/office/drawing/2016/ink" xmlns:am3d="http://schemas.microsoft.com/office/drawing/2017/model3d" xmlns:o="urn:schemas-microsoft-com:office:office" xmlns:oel="http://schemas.microsoft.com/office/2019/extlst" xmlns:r="http://schemas.openxmlformats.org/officeDocument/2006/relationships" xmlns:m="http://schemas.openxmlformats.org/officeDocument/2006/math" xmlns:v="urn:schemas-microsoft-com:vml" xmlns:wp14="http://schemas.microsoft.com/office/word/2010/wordprocessingDrawing" xmlns:wp="http://schemas.openxmlformats.org/drawingml/2006/wordprocessingDrawing" xmlns:w10="urn:schemas-microsoft-com:office:word" xmlns:w="http://schemas.openxmlformats.org/wordprocessingml/2006/main" xmlns:w14="http://schemas.microsoft.com/office/word/2010/wordml" xmlns:w15="http://schemas.microsoft.com/office/word/2012/wordml" xmlns:w16cex="http://schemas.microsoft.com/office/word/2018/wordml/cex" xmlns:w16cid="http://schemas.microsoft.com/office/word/2016/wordml/cid" xmlns:w16="http://schemas.microsoft.com/office/word/2018/wordml" xmlns:w16du="http://schemas.microsoft.com/office/word/2023/wordml/word16du" xmlns:w16sdtdh="http://schemas.microsoft.com/office/word/2020/wordml/sdtdatahash" xmlns:w16se="http://schemas.microsoft.com/office/word/2015/wordml/symex" xmlns:wpg="http://schemas.microsoft.com/office/word/2010/wordprocessingGroup" xmlns:wpi="http://schemas.microsoft.com/office/word/2010/wordprocessingInk" xmlns:wne="http://schemas.microsoft.com/office/word/2006/wordml" xmlns:wps="http://schemas.microsoft.com/office/word/2010/wordprocessingShape" mc:Ignorable="w14 w15 w16se w16cid w16 w16cex w16sdtdh w16du wp14">
+<w:numbering xmlns:wpc="http://schemas.microsoft.com/office/word/2010/wordprocessingCanvas" xmlns:cx="http://schemas.microsoft.com/office/drawing/2014/chartex" xmlns:cx1="http://schemas.microsoft.com/office/drawing/2015/9/8/chartex" xmlns:cx2="http://schemas.microsoft.com/office/drawing/2015/10/21/chartex" xmlns:cx3="http://schemas.microsoft.com/office/drawing/2016/5/9/chartex" xmlns:cx4="http://schemas.microsoft.com/office/drawing/2016/5/10/chartex" xmlns:cx5="http://schemas.microsoft.com/office/drawing/2016/5/11/chartex" xmlns:cx6="http://schemas.microsoft.com/office/drawing/2016/5/12/chartex" xmlns:cx7="http://schemas.microsoft.com/office/drawing/2016/5/13/chartex" xmlns:cx8="http://schemas.microsoft.com/office/drawing/2016/5/14/chartex" xmlns:mc="http://schemas.openxmlformats.org/markup-compatibility/2006" xmlns:aink="http://schemas.microsoft.com/office/drawing/2016/ink" xmlns:am3d="http://schemas.microsoft.com/office/drawing/2017/model3d" xmlns:o="urn:schemas-microsoft-com:office:office" xmlns:oel="http://schemas.microsoft.com/office/2019/extlst" xmlns:r="http://schemas.openxmlformats.org/officeDocument/2006/relationships" xmlns:m="http://schemas.openxmlformats.org/officeDocument/2006/math" xmlns:v="urn:schemas-microsoft-com:vml" xmlns:wp14="http://schemas.microsoft.com/office/word/2010/wordprocessingDrawing" xmlns:wp="http://schemas.openxmlformats.org/drawingml/2006/wordprocessingDrawing" xmlns:w10="urn:schemas-microsoft-com:office:word" xmlns:w="http://schemas.openxmlformats.org/wordprocessingml/2006/main" xmlns:w14="http://schemas.microsoft.com/office/word/2010/wordml" xmlns:w15="http://schemas.microsoft.com/office/word/2012/wordml" xmlns:w16cex="http://schemas.microsoft.com/office/word/2018/wordml/cex" xmlns:w16cid="http://schemas.microsoft.com/office/word/2016/wordml/cid" xmlns:w16="http://schemas.microsoft.com/office/word/2018/wordml" xmlns:w16du="http://schemas.microsoft.com/office/word/2023/wordml/word16du" xmlns:w16sdtdh="http://schemas.microsoft.com/office/word/2020/wordml/sdtdatahash" xmlns:w16sdtfl="http://schemas.microsoft.com/office/word/2024/wordml/sdtformatlock" xmlns:w16se="http://schemas.microsoft.com/office/word/2015/wordml/symex" xmlns:wpg="http://schemas.microsoft.com/office/word/2010/wordprocessingGroup" xmlns:wpi="http://schemas.microsoft.com/office/word/2010/wordprocessingInk" xmlns:wne="http://schemas.microsoft.com/office/word/2006/wordml" xmlns:wps="http://schemas.microsoft.com/office/word/2010/wordprocessingShape" mc:Ignorable="w14 w15 w16se w16cid w16 w16cex w16sdtdh w16sdtfl w16du wp14">
   <w:abstractNum w:abstractNumId="0" w15:restartNumberingAfterBreak="0">
     <w:nsid w:val="0C35759C"/>
     <w:multiLevelType w:val="hybridMultilevel"/>
@@ -5035,7 +4128,7 @@
 </file>
 
 <file path=word/styles.xml><?xml version="1.0" encoding="utf-8"?>
-<w:styles xmlns:mc="http://schemas.openxmlformats.org/markup-compatibility/2006" xmlns:r="http://schemas.openxmlformats.org/officeDocument/2006/relationships" xmlns:w="http://schemas.openxmlformats.org/wordprocessingml/2006/main" xmlns:w14="http://schemas.microsoft.com/office/word/2010/wordml" xmlns:w15="http://schemas.microsoft.com/office/word/2012/wordml" xmlns:w16cex="http://schemas.microsoft.com/office/word/2018/wordml/cex" xmlns:w16cid="http://schemas.microsoft.com/office/word/2016/wordml/cid" xmlns:w16="http://schemas.microsoft.com/office/word/2018/wordml" xmlns:w16du="http://schemas.microsoft.com/office/word/2023/wordml/word16du" xmlns:w16sdtdh="http://schemas.microsoft.com/office/word/2020/wordml/sdtdatahash" xmlns:w16se="http://schemas.microsoft.com/office/word/2015/wordml/symex" mc:Ignorable="w14 w15 w16se w16cid w16 w16cex w16sdtdh w16du">
+<w:styles xmlns:mc="http://schemas.openxmlformats.org/markup-compatibility/2006" xmlns:r="http://schemas.openxmlformats.org/officeDocument/2006/relationships" xmlns:w="http://schemas.openxmlformats.org/wordprocessingml/2006/main" xmlns:w14="http://schemas.microsoft.com/office/word/2010/wordml" xmlns:w15="http://schemas.microsoft.com/office/word/2012/wordml" xmlns:w16cex="http://schemas.microsoft.com/office/word/2018/wordml/cex" xmlns:w16cid="http://schemas.microsoft.com/office/word/2016/wordml/cid" xmlns:w16="http://schemas.microsoft.com/office/word/2018/wordml" xmlns:w16du="http://schemas.microsoft.com/office/word/2023/wordml/word16du" xmlns:w16sdtdh="http://schemas.microsoft.com/office/word/2020/wordml/sdtdatahash" xmlns:w16sdtfl="http://schemas.microsoft.com/office/word/2024/wordml/sdtformatlock" xmlns:w16se="http://schemas.microsoft.com/office/word/2015/wordml/symex" mc:Ignorable="w14 w15 w16se w16cid w16 w16cex w16sdtdh w16sdtfl w16du">
   <w:docDefaults>
     <w:rPrDefault>
       <w:rPr>
